--- a/mathcad/Лабораторная-работа-2/ПРИ123-ММГО-#02-Нямаа.docx
+++ b/mathcad/Лабораторная-работа-2/ПРИ123-ММГО-#02-Нямаа.docx
@@ -860,182 +860,62 @@
     <w:p>
       <w:pPr>
         <w:spacing w:line="360" w:lineRule="auto"/>
-        <w:ind w:firstLine="900"/>
-        <w:jc w:val="both"/>
-      </w:pPr>
-      <w:r>
-        <w:rPr>
-          <w:sz w:val="28"/>
-        </w:rPr>
-        <w:t xml:space="preserve">Освоить математическое моделирование простых объектов на плоскости в среде </w:t>
-      </w:r>
-      <w:proofErr w:type="spellStart"/>
-      <w:r>
-        <w:rPr>
-          <w:sz w:val="28"/>
-        </w:rPr>
-        <w:t>MathCAD</w:t>
-      </w:r>
-      <w:proofErr w:type="spellEnd"/>
-      <w:r>
-        <w:rPr>
-          <w:sz w:val="28"/>
-        </w:rPr>
-        <w:t>.</w:t>
-      </w:r>
-    </w:p>
-    <w:p>
-      <w:pPr>
-        <w:spacing w:line="360" w:lineRule="auto"/>
-        <w:jc w:val="center"/>
-        <w:rPr>
-          <w:sz w:val="28"/>
-          <w:szCs w:val="28"/>
-        </w:rPr>
-      </w:pPr>
-      <w:r>
-        <w:rPr>
-          <w:sz w:val="28"/>
-          <w:szCs w:val="28"/>
-        </w:rPr>
-        <w:t>ЗАДАНИЕ 1 (вариант 14).</w:t>
-      </w:r>
-    </w:p>
-    <w:p>
-      <w:pPr>
-        <w:spacing w:line="360" w:lineRule="auto"/>
-        <w:ind w:firstLine="900"/>
-        <w:jc w:val="both"/>
-        <w:rPr>
-          <w:sz w:val="28"/>
-        </w:rPr>
-      </w:pPr>
-      <w:r>
-        <w:rPr>
-          <w:sz w:val="28"/>
-        </w:rPr>
-        <w:t>Ознакомиться по методическим указаниям и литературе с теоретическим материалом по теме №2. Выполнить примеры 2.1, 2.3-2.5 из темы 2.</w:t>
-      </w:r>
-    </w:p>
-    <w:p>
-      <w:pPr>
-        <w:spacing w:line="360" w:lineRule="auto"/>
-        <w:jc w:val="center"/>
-        <w:rPr>
-          <w:sz w:val="28"/>
-          <w:szCs w:val="28"/>
-        </w:rPr>
-      </w:pPr>
-      <w:r>
-        <w:rPr>
-          <w:sz w:val="28"/>
-          <w:szCs w:val="28"/>
-        </w:rPr>
-        <w:t>ВЫПОЛНЕНИЕ РАБОТЫ:</w:t>
-      </w:r>
-    </w:p>
-    <w:p>
-      <w:pPr>
-        <w:spacing w:line="360" w:lineRule="auto"/>
-        <w:ind w:firstLine="900"/>
-        <w:jc w:val="both"/>
-        <w:rPr>
-          <w:sz w:val="28"/>
-          <w:szCs w:val="28"/>
-        </w:rPr>
-      </w:pPr>
-      <w:r>
-        <w:rPr>
-          <w:sz w:val="28"/>
-          <w:szCs w:val="28"/>
-        </w:rPr>
-        <w:t>Для выполнения данного задания было выполнено несколько примеров, которые продемонстрированы в методическом указании.</w:t>
-      </w:r>
-    </w:p>
-    <w:p>
-      <w:pPr>
-        <w:pStyle w:val="a8"/>
-        <w:jc w:val="center"/>
-        <w:rPr>
-          <w:rFonts w:ascii="Times New Roman" w:hAnsi="Times New Roman"/>
-          <w:sz w:val="28"/>
-          <w:szCs w:val="28"/>
-          <w:lang w:val="ru-RU"/>
-        </w:rPr>
-      </w:pPr>
-    </w:p>
-    <w:p>
-      <w:pPr>
-        <w:spacing w:line="360" w:lineRule="auto"/>
-        <w:jc w:val="center"/>
-        <w:rPr>
-          <w:sz w:val="28"/>
-          <w:szCs w:val="28"/>
-        </w:rPr>
-      </w:pPr>
-      <w:r>
-        <w:rPr>
-          <w:sz w:val="28"/>
-          <w:szCs w:val="28"/>
-        </w:rPr>
-        <w:t>Рисунок 1. Выполнение пример 1.3.</w:t>
-      </w:r>
-    </w:p>
-    <w:p>
-      <w:pPr>
-        <w:spacing w:line="360" w:lineRule="auto"/>
-        <w:ind w:firstLine="708"/>
-        <w:jc w:val="both"/>
-        <w:rPr>
-          <w:sz w:val="28"/>
-          <w:szCs w:val="28"/>
-        </w:rPr>
-      </w:pPr>
-    </w:p>
-    <w:p>
-      <w:pPr>
-        <w:spacing w:line="360" w:lineRule="auto"/>
-        <w:jc w:val="center"/>
-        <w:rPr>
-          <w:sz w:val="28"/>
-          <w:szCs w:val="28"/>
-        </w:rPr>
-      </w:pPr>
-      <w:r>
-        <w:rPr>
-          <w:sz w:val="28"/>
-          <w:szCs w:val="28"/>
-        </w:rPr>
-        <w:t>ЗАДАНИЕ 2 (вариант 14).</w:t>
-      </w:r>
-    </w:p>
-    <w:p>
-      <w:pPr>
-        <w:spacing w:line="360" w:lineRule="auto"/>
-        <w:ind w:firstLine="900"/>
-        <w:jc w:val="both"/>
-        <w:rPr>
-          <w:sz w:val="28"/>
-          <w:szCs w:val="28"/>
-        </w:rPr>
-      </w:pPr>
-      <w:r>
-        <w:rPr>
-          <w:sz w:val="28"/>
-          <w:szCs w:val="28"/>
-        </w:rPr>
-        <w:t>Построить на плоскости пять точек p1…p5, заданных координатами x1 = 2, y1= 10; x2 = 10, y2 = 9; x3 = 15, y3 = 11; x4 = 4, y4 = 4; x5 = 9, y5 = 15. Обозначить на рисунке построенные точки текстом («p1», «p2» и т.д.). Соединить точки отрезками прямых линий одного цвета, образующими замкнутый пятиугольник.</w:t>
-      </w:r>
-    </w:p>
-    <w:p>
-      <w:pPr>
-        <w:spacing w:line="360" w:lineRule="auto"/>
         <w:ind w:firstLine="709"/>
         <w:jc w:val="both"/>
-        <w:rPr>
-          <w:sz w:val="20"/>
-        </w:rPr>
-      </w:pPr>
+      </w:pPr>
+      <w:r>
+        <w:rPr>
+          <w:sz w:val="28"/>
+        </w:rPr>
+        <w:t xml:space="preserve">Освоить математическое моделирование простых объектов на плоскости в среде </w:t>
+      </w:r>
+      <w:proofErr w:type="spellStart"/>
+      <w:r>
+        <w:rPr>
+          <w:sz w:val="28"/>
+        </w:rPr>
+        <w:t>MathCAD</w:t>
+      </w:r>
+      <w:proofErr w:type="spellEnd"/>
+      <w:r>
+        <w:rPr>
+          <w:sz w:val="28"/>
+        </w:rPr>
+        <w:t>.</w:t>
+      </w:r>
+    </w:p>
+    <w:p>
+      <w:pPr>
+        <w:spacing w:line="360" w:lineRule="auto"/>
+        <w:jc w:val="center"/>
+        <w:rPr>
+          <w:sz w:val="28"/>
+          <w:szCs w:val="28"/>
+        </w:rPr>
+      </w:pPr>
+      <w:r>
+        <w:rPr>
+          <w:sz w:val="28"/>
+          <w:szCs w:val="28"/>
+        </w:rPr>
+        <w:t>ЗАДАНИЕ 1 (вариант 14).</w:t>
+      </w:r>
+    </w:p>
+    <w:p>
+      <w:pPr>
+        <w:spacing w:line="360" w:lineRule="auto"/>
+        <w:ind w:firstLine="709"/>
+        <w:jc w:val="both"/>
+        <w:rPr>
+          <w:sz w:val="28"/>
+        </w:rPr>
+      </w:pPr>
+      <w:r>
+        <w:rPr>
+          <w:sz w:val="28"/>
+        </w:rPr>
+        <w:t>Ознакомиться по методическим указаниям и литературе с теоретическим материалом по теме №2. Выполнить примеры 2.1, 2.3-2.5 из темы 2.</w:t>
+      </w:r>
     </w:p>
     <w:p>
       <w:pPr>
@@ -1057,7 +937,7 @@
     <w:p>
       <w:pPr>
         <w:spacing w:line="360" w:lineRule="auto"/>
-        <w:ind w:firstLine="900"/>
+        <w:ind w:firstLine="709"/>
         <w:jc w:val="both"/>
         <w:rPr>
           <w:sz w:val="28"/>
@@ -1074,7 +954,35 @@
     </w:p>
     <w:p>
       <w:pPr>
+        <w:spacing w:line="360" w:lineRule="auto"/>
+        <w:ind w:firstLine="709"/>
+        <w:jc w:val="both"/>
+        <w:rPr>
+          <w:sz w:val="28"/>
+          <w:szCs w:val="28"/>
+        </w:rPr>
+      </w:pPr>
+      <w:r>
+        <w:rPr>
+          <w:b/>
+          <w:bCs/>
+          <w:sz w:val="28"/>
+          <w:szCs w:val="28"/>
+        </w:rPr>
+        <w:t>Пример 2.1.</w:t>
+      </w:r>
+      <w:r>
+        <w:rPr>
+          <w:sz w:val="28"/>
+          <w:szCs w:val="28"/>
+        </w:rPr>
+        <w:t xml:space="preserve"> В ходе выполнения данного примера была построена прямая по двум точкам, также была найдена длина данного отрезка.</w:t>
+      </w:r>
+    </w:p>
+    <w:p>
+      <w:pPr>
         <w:pStyle w:val="a8"/>
+        <w:spacing w:line="360" w:lineRule="auto"/>
         <w:jc w:val="center"/>
         <w:rPr>
           <w:rFonts w:ascii="Times New Roman" w:hAnsi="Times New Roman"/>
@@ -1090,12 +998,11 @@
           <w:szCs w:val="28"/>
           <w:lang w:val="ru-RU"/>
         </w:rPr>
-        <w:lastRenderedPageBreak/>
         <w:drawing>
-          <wp:inline distT="0" distB="0" distL="0" distR="0" wp14:anchorId="29EE4078" wp14:editId="27CE19D8">
-            <wp:extent cx="5940425" cy="3446780"/>
-            <wp:effectExtent l="0" t="0" r="0" b="0"/>
-            <wp:docPr id="1" name="Рисунок 1"/>
+          <wp:inline distT="0" distB="0" distL="0" distR="0" wp14:anchorId="3D64FB2F" wp14:editId="66051410">
+            <wp:extent cx="4115374" cy="4048690"/>
+            <wp:effectExtent l="0" t="0" r="0" b="9525"/>
+            <wp:docPr id="2" name="Рисунок 2"/>
             <wp:cNvGraphicFramePr>
               <a:graphicFrameLocks xmlns:a="http://schemas.openxmlformats.org/drawingml/2006/main" noChangeAspect="1"/>
             </wp:cNvGraphicFramePr>
@@ -1115,7 +1022,7 @@
                   <pic:spPr>
                     <a:xfrm>
                       <a:off x="0" y="0"/>
-                      <a:ext cx="5940425" cy="3446780"/>
+                      <a:ext cx="4115374" cy="4048690"/>
                     </a:xfrm>
                     <a:prstGeom prst="rect">
                       <a:avLst/>
@@ -1142,34 +1049,2079 @@
           <w:sz w:val="28"/>
           <w:szCs w:val="28"/>
         </w:rPr>
-        <w:t>Рисунок 1. Выполнение пример 1.3.</w:t>
-      </w:r>
-    </w:p>
-    <w:p>
-      <w:pPr>
-        <w:spacing w:line="360" w:lineRule="auto"/>
-        <w:jc w:val="center"/>
-        <w:rPr>
-          <w:sz w:val="28"/>
-          <w:szCs w:val="28"/>
-        </w:rPr>
-      </w:pPr>
-    </w:p>
-    <w:p>
-      <w:pPr>
-        <w:spacing w:line="360" w:lineRule="auto"/>
-        <w:jc w:val="center"/>
-        <w:rPr>
-          <w:sz w:val="28"/>
-          <w:szCs w:val="28"/>
-        </w:rPr>
-      </w:pPr>
-      <w:r>
-        <w:rPr>
-          <w:sz w:val="28"/>
-          <w:szCs w:val="28"/>
-        </w:rPr>
+        <w:t xml:space="preserve">Рисунок 1. Выполнение пример </w:t>
+      </w:r>
+      <w:r>
+        <w:rPr>
+          <w:sz w:val="28"/>
+          <w:szCs w:val="28"/>
+        </w:rPr>
+        <w:t>2.1</w:t>
+      </w:r>
+      <w:r>
+        <w:rPr>
+          <w:sz w:val="28"/>
+          <w:szCs w:val="28"/>
+        </w:rPr>
+        <w:t>.</w:t>
+      </w:r>
+    </w:p>
+    <w:p>
+      <w:pPr>
+        <w:spacing w:line="360" w:lineRule="auto"/>
+        <w:jc w:val="center"/>
+        <w:rPr>
+          <w:sz w:val="28"/>
+          <w:szCs w:val="28"/>
+        </w:rPr>
+      </w:pPr>
+    </w:p>
+    <w:p>
+      <w:pPr>
+        <w:spacing w:line="360" w:lineRule="auto"/>
+        <w:ind w:firstLine="709"/>
+        <w:jc w:val="both"/>
+        <w:rPr>
+          <w:sz w:val="28"/>
+          <w:szCs w:val="28"/>
+        </w:rPr>
+      </w:pPr>
+      <w:r>
+        <w:rPr>
+          <w:b/>
+          <w:bCs/>
+          <w:sz w:val="28"/>
+          <w:szCs w:val="28"/>
+        </w:rPr>
+        <w:t>Пример 2.</w:t>
+      </w:r>
+      <w:r>
+        <w:rPr>
+          <w:b/>
+          <w:bCs/>
+          <w:sz w:val="28"/>
+          <w:szCs w:val="28"/>
+        </w:rPr>
+        <w:t>3</w:t>
+      </w:r>
+      <w:r>
+        <w:rPr>
+          <w:b/>
+          <w:bCs/>
+          <w:sz w:val="28"/>
+          <w:szCs w:val="28"/>
+        </w:rPr>
+        <w:t>.</w:t>
+      </w:r>
+      <w:r>
+        <w:rPr>
+          <w:sz w:val="28"/>
+          <w:szCs w:val="28"/>
+        </w:rPr>
+        <w:t xml:space="preserve"> </w:t>
+      </w:r>
+      <w:r>
+        <w:rPr>
+          <w:sz w:val="28"/>
+          <w:szCs w:val="28"/>
+        </w:rPr>
+        <w:t xml:space="preserve">При выполнении примера была найдена точка </w:t>
+      </w:r>
+      <w:r>
+        <w:rPr>
+          <w:sz w:val="28"/>
+          <w:szCs w:val="28"/>
+          <w:lang w:val="en-US"/>
+        </w:rPr>
+        <w:t>p</w:t>
+      </w:r>
+      <w:r>
+        <w:rPr>
+          <w:sz w:val="28"/>
+          <w:szCs w:val="28"/>
+        </w:rPr>
+        <w:t>4</w:t>
+      </w:r>
+      <w:r>
+        <w:rPr>
+          <w:sz w:val="28"/>
+          <w:szCs w:val="28"/>
+        </w:rPr>
+        <w:t xml:space="preserve"> и построен отрезок </w:t>
+      </w:r>
+      <w:r>
+        <w:rPr>
+          <w:sz w:val="28"/>
+          <w:szCs w:val="28"/>
+          <w:lang w:val="en-US"/>
+        </w:rPr>
+        <w:t>p</w:t>
+      </w:r>
+      <w:r>
+        <w:rPr>
+          <w:sz w:val="28"/>
+          <w:szCs w:val="28"/>
+        </w:rPr>
+        <w:t>3</w:t>
+      </w:r>
+      <w:r>
+        <w:rPr>
+          <w:sz w:val="28"/>
+          <w:szCs w:val="28"/>
+          <w:lang w:val="en-US"/>
+        </w:rPr>
+        <w:t>p</w:t>
+      </w:r>
+      <w:r>
+        <w:rPr>
+          <w:sz w:val="28"/>
+          <w:szCs w:val="28"/>
+        </w:rPr>
+        <w:t>4</w:t>
+      </w:r>
+      <w:r>
+        <w:rPr>
+          <w:sz w:val="28"/>
+          <w:szCs w:val="28"/>
+        </w:rPr>
+        <w:t xml:space="preserve">, параллельный отрезку </w:t>
+      </w:r>
+      <w:r>
+        <w:rPr>
+          <w:sz w:val="28"/>
+          <w:szCs w:val="28"/>
+          <w:lang w:val="en-US"/>
+        </w:rPr>
+        <w:t>p</w:t>
+      </w:r>
+      <w:r>
+        <w:rPr>
+          <w:sz w:val="28"/>
+          <w:szCs w:val="28"/>
+        </w:rPr>
+        <w:t>1</w:t>
+      </w:r>
+      <w:r>
+        <w:rPr>
+          <w:sz w:val="28"/>
+          <w:szCs w:val="28"/>
+          <w:lang w:val="en-US"/>
+        </w:rPr>
+        <w:t>p</w:t>
+      </w:r>
+      <w:r>
+        <w:rPr>
+          <w:sz w:val="28"/>
+          <w:szCs w:val="28"/>
+        </w:rPr>
+        <w:t>2</w:t>
+      </w:r>
+      <w:r>
+        <w:rPr>
+          <w:sz w:val="28"/>
+          <w:szCs w:val="28"/>
+        </w:rPr>
+        <w:t xml:space="preserve"> и равный ему по длине.</w:t>
+      </w:r>
+    </w:p>
+    <w:p>
+      <w:pPr>
+        <w:spacing w:line="360" w:lineRule="auto"/>
+        <w:jc w:val="center"/>
+        <w:rPr>
+          <w:sz w:val="28"/>
+          <w:szCs w:val="28"/>
+        </w:rPr>
+      </w:pPr>
+    </w:p>
+    <w:p>
+      <w:pPr>
+        <w:spacing w:line="360" w:lineRule="auto"/>
+        <w:jc w:val="center"/>
+        <w:rPr>
+          <w:sz w:val="28"/>
+          <w:szCs w:val="28"/>
+        </w:rPr>
+      </w:pPr>
+      <w:r>
+        <w:rPr>
+          <w:sz w:val="28"/>
+          <w:szCs w:val="28"/>
+        </w:rPr>
+        <w:drawing>
+          <wp:inline distT="0" distB="0" distL="0" distR="0" wp14:anchorId="6075E3B4" wp14:editId="331D3F22">
+            <wp:extent cx="3435927" cy="2089218"/>
+            <wp:effectExtent l="0" t="0" r="0" b="0"/>
+            <wp:docPr id="3" name="Рисунок 3"/>
+            <wp:cNvGraphicFramePr>
+              <a:graphicFrameLocks xmlns:a="http://schemas.openxmlformats.org/drawingml/2006/main" noChangeAspect="1"/>
+            </wp:cNvGraphicFramePr>
+            <a:graphic xmlns:a="http://schemas.openxmlformats.org/drawingml/2006/main">
+              <a:graphicData uri="http://schemas.openxmlformats.org/drawingml/2006/picture">
+                <pic:pic xmlns:pic="http://schemas.openxmlformats.org/drawingml/2006/picture">
+                  <pic:nvPicPr>
+                    <pic:cNvPr id="1" name=""/>
+                    <pic:cNvPicPr/>
+                  </pic:nvPicPr>
+                  <pic:blipFill>
+                    <a:blip r:embed="rId7"/>
+                    <a:stretch>
+                      <a:fillRect/>
+                    </a:stretch>
+                  </pic:blipFill>
+                  <pic:spPr>
+                    <a:xfrm>
+                      <a:off x="0" y="0"/>
+                      <a:ext cx="3450026" cy="2097791"/>
+                    </a:xfrm>
+                    <a:prstGeom prst="rect">
+                      <a:avLst/>
+                    </a:prstGeom>
+                  </pic:spPr>
+                </pic:pic>
+              </a:graphicData>
+            </a:graphic>
+          </wp:inline>
+        </w:drawing>
+      </w:r>
+    </w:p>
+    <w:p>
+      <w:pPr>
+        <w:spacing w:line="360" w:lineRule="auto"/>
+        <w:jc w:val="center"/>
+        <w:rPr>
+          <w:sz w:val="28"/>
+          <w:szCs w:val="28"/>
+        </w:rPr>
+      </w:pPr>
+      <w:r>
+        <w:rPr>
+          <w:sz w:val="28"/>
+          <w:szCs w:val="28"/>
+        </w:rPr>
+        <w:t>Рисунок 2. Выполнение примера 2.3. Часть 1</w:t>
+      </w:r>
+    </w:p>
+    <w:p>
+      <w:pPr>
+        <w:spacing w:line="360" w:lineRule="auto"/>
+        <w:jc w:val="center"/>
+        <w:rPr>
+          <w:sz w:val="28"/>
+          <w:szCs w:val="28"/>
+        </w:rPr>
+      </w:pPr>
+    </w:p>
+    <w:p>
+      <w:pPr>
+        <w:spacing w:line="360" w:lineRule="auto"/>
+        <w:jc w:val="center"/>
+        <w:rPr>
+          <w:sz w:val="28"/>
+          <w:szCs w:val="28"/>
+        </w:rPr>
+      </w:pPr>
+      <w:r>
+        <w:rPr>
+          <w:sz w:val="28"/>
+          <w:szCs w:val="28"/>
+        </w:rPr>
+        <w:drawing>
+          <wp:inline distT="0" distB="0" distL="0" distR="0" wp14:anchorId="6A0861E8" wp14:editId="73C750CC">
+            <wp:extent cx="4225636" cy="3951541"/>
+            <wp:effectExtent l="0" t="0" r="0" b="0"/>
+            <wp:docPr id="4" name="Рисунок 4"/>
+            <wp:cNvGraphicFramePr>
+              <a:graphicFrameLocks xmlns:a="http://schemas.openxmlformats.org/drawingml/2006/main" noChangeAspect="1"/>
+            </wp:cNvGraphicFramePr>
+            <a:graphic xmlns:a="http://schemas.openxmlformats.org/drawingml/2006/main">
+              <a:graphicData uri="http://schemas.openxmlformats.org/drawingml/2006/picture">
+                <pic:pic xmlns:pic="http://schemas.openxmlformats.org/drawingml/2006/picture">
+                  <pic:nvPicPr>
+                    <pic:cNvPr id="1" name=""/>
+                    <pic:cNvPicPr/>
+                  </pic:nvPicPr>
+                  <pic:blipFill>
+                    <a:blip r:embed="rId8"/>
+                    <a:stretch>
+                      <a:fillRect/>
+                    </a:stretch>
+                  </pic:blipFill>
+                  <pic:spPr>
+                    <a:xfrm>
+                      <a:off x="0" y="0"/>
+                      <a:ext cx="4234397" cy="3959734"/>
+                    </a:xfrm>
+                    <a:prstGeom prst="rect">
+                      <a:avLst/>
+                    </a:prstGeom>
+                  </pic:spPr>
+                </pic:pic>
+              </a:graphicData>
+            </a:graphic>
+          </wp:inline>
+        </w:drawing>
+      </w:r>
+    </w:p>
+    <w:p>
+      <w:pPr>
+        <w:spacing w:line="360" w:lineRule="auto"/>
+        <w:jc w:val="center"/>
+        <w:rPr>
+          <w:sz w:val="28"/>
+          <w:szCs w:val="28"/>
+        </w:rPr>
+      </w:pPr>
+      <w:r>
+        <w:rPr>
+          <w:sz w:val="28"/>
+          <w:szCs w:val="28"/>
+        </w:rPr>
+        <w:t>Рисунок 3. Выполнение примера 2.3. Часть 2</w:t>
+      </w:r>
+    </w:p>
+    <w:p>
+      <w:pPr>
+        <w:spacing w:line="360" w:lineRule="auto"/>
+        <w:jc w:val="center"/>
+        <w:rPr>
+          <w:sz w:val="28"/>
+          <w:szCs w:val="28"/>
+        </w:rPr>
+      </w:pPr>
+    </w:p>
+    <w:p>
+      <w:pPr>
+        <w:spacing w:line="360" w:lineRule="auto"/>
+        <w:ind w:firstLine="709"/>
+        <w:jc w:val="both"/>
+        <w:rPr>
+          <w:sz w:val="28"/>
+          <w:szCs w:val="28"/>
+        </w:rPr>
+      </w:pPr>
+      <w:r>
+        <w:rPr>
+          <w:b/>
+          <w:bCs/>
+          <w:sz w:val="28"/>
+          <w:szCs w:val="28"/>
+        </w:rPr>
+        <w:t>Пример 2.4.</w:t>
+      </w:r>
+      <w:r>
+        <w:rPr>
+          <w:sz w:val="28"/>
+          <w:szCs w:val="28"/>
+        </w:rPr>
+        <w:t xml:space="preserve"> Выполняя данный пример, было построено две прямые и найдена точка их пересечения, отмеченная на графике, который представлен ниже, зеленым цветом.</w:t>
+      </w:r>
+    </w:p>
+    <w:p>
+      <w:pPr>
+        <w:spacing w:line="360" w:lineRule="auto"/>
+        <w:jc w:val="center"/>
+        <w:rPr>
+          <w:sz w:val="28"/>
+          <w:szCs w:val="28"/>
+          <w:lang w:val="en-US"/>
+        </w:rPr>
+      </w:pPr>
+      <w:r>
+        <w:rPr>
+          <w:sz w:val="28"/>
+          <w:szCs w:val="28"/>
+        </w:rPr>
+        <w:lastRenderedPageBreak/>
+        <w:drawing>
+          <wp:inline distT="0" distB="0" distL="0" distR="0" wp14:anchorId="3F3BBC1F" wp14:editId="54DC3B33">
+            <wp:extent cx="3221182" cy="5756432"/>
+            <wp:effectExtent l="0" t="0" r="0" b="0"/>
+            <wp:docPr id="5" name="Рисунок 5"/>
+            <wp:cNvGraphicFramePr>
+              <a:graphicFrameLocks xmlns:a="http://schemas.openxmlformats.org/drawingml/2006/main" noChangeAspect="1"/>
+            </wp:cNvGraphicFramePr>
+            <a:graphic xmlns:a="http://schemas.openxmlformats.org/drawingml/2006/main">
+              <a:graphicData uri="http://schemas.openxmlformats.org/drawingml/2006/picture">
+                <pic:pic xmlns:pic="http://schemas.openxmlformats.org/drawingml/2006/picture">
+                  <pic:nvPicPr>
+                    <pic:cNvPr id="1" name=""/>
+                    <pic:cNvPicPr/>
+                  </pic:nvPicPr>
+                  <pic:blipFill>
+                    <a:blip r:embed="rId9"/>
+                    <a:stretch>
+                      <a:fillRect/>
+                    </a:stretch>
+                  </pic:blipFill>
+                  <pic:spPr>
+                    <a:xfrm>
+                      <a:off x="0" y="0"/>
+                      <a:ext cx="3235040" cy="5781197"/>
+                    </a:xfrm>
+                    <a:prstGeom prst="rect">
+                      <a:avLst/>
+                    </a:prstGeom>
+                  </pic:spPr>
+                </pic:pic>
+              </a:graphicData>
+            </a:graphic>
+          </wp:inline>
+        </w:drawing>
+      </w:r>
+    </w:p>
+    <w:p>
+      <w:pPr>
+        <w:spacing w:line="360" w:lineRule="auto"/>
+        <w:jc w:val="center"/>
+        <w:rPr>
+          <w:sz w:val="28"/>
+          <w:szCs w:val="28"/>
+        </w:rPr>
+      </w:pPr>
+      <w:r>
+        <w:rPr>
+          <w:sz w:val="28"/>
+          <w:szCs w:val="28"/>
+        </w:rPr>
+        <w:t xml:space="preserve">Рисунок </w:t>
+      </w:r>
+      <w:r>
+        <w:rPr>
+          <w:sz w:val="28"/>
+          <w:szCs w:val="28"/>
+        </w:rPr>
+        <w:t>4</w:t>
+      </w:r>
+      <w:r>
+        <w:rPr>
+          <w:sz w:val="28"/>
+          <w:szCs w:val="28"/>
+        </w:rPr>
+        <w:t>. Выполнение примера 2.</w:t>
+      </w:r>
+      <w:r>
+        <w:rPr>
+          <w:sz w:val="28"/>
+          <w:szCs w:val="28"/>
+        </w:rPr>
+        <w:t>4.</w:t>
+      </w:r>
+    </w:p>
+    <w:p>
+      <w:pPr>
+        <w:spacing w:line="360" w:lineRule="auto"/>
+        <w:jc w:val="center"/>
+        <w:rPr>
+          <w:sz w:val="28"/>
+          <w:szCs w:val="28"/>
+        </w:rPr>
+      </w:pPr>
+    </w:p>
+    <w:p>
+      <w:pPr>
+        <w:spacing w:line="360" w:lineRule="auto"/>
+        <w:ind w:firstLine="709"/>
+        <w:jc w:val="both"/>
+        <w:rPr>
+          <w:sz w:val="28"/>
+          <w:szCs w:val="28"/>
+        </w:rPr>
+      </w:pPr>
+      <w:r>
+        <w:rPr>
+          <w:b/>
+          <w:bCs/>
+          <w:sz w:val="28"/>
+          <w:szCs w:val="28"/>
+        </w:rPr>
+        <w:t>Пример 2.</w:t>
+      </w:r>
+      <w:r>
+        <w:rPr>
+          <w:b/>
+          <w:bCs/>
+          <w:sz w:val="28"/>
+          <w:szCs w:val="28"/>
+        </w:rPr>
+        <w:t>5</w:t>
+      </w:r>
+      <w:r>
+        <w:rPr>
+          <w:b/>
+          <w:bCs/>
+          <w:sz w:val="28"/>
+          <w:szCs w:val="28"/>
+        </w:rPr>
+        <w:t>.</w:t>
+      </w:r>
+      <w:r>
+        <w:rPr>
+          <w:sz w:val="28"/>
+          <w:szCs w:val="28"/>
+        </w:rPr>
+        <w:t xml:space="preserve"> </w:t>
+      </w:r>
+      <w:r>
+        <w:rPr>
+          <w:sz w:val="28"/>
+          <w:szCs w:val="28"/>
+        </w:rPr>
+        <w:t xml:space="preserve">В ходе выполнения данного задания был найден перпендикуляр </w:t>
+      </w:r>
+      <w:r>
+        <w:rPr>
+          <w:sz w:val="28"/>
+          <w:szCs w:val="28"/>
+          <w:lang w:val="en-US"/>
+        </w:rPr>
+        <w:t>p</w:t>
+      </w:r>
+      <w:r>
+        <w:rPr>
+          <w:sz w:val="28"/>
+          <w:szCs w:val="28"/>
+        </w:rPr>
+        <w:t>4</w:t>
+      </w:r>
+      <w:r>
+        <w:rPr>
+          <w:sz w:val="28"/>
+          <w:szCs w:val="28"/>
+          <w:lang w:val="en-US"/>
+        </w:rPr>
+        <w:t>p</w:t>
+      </w:r>
+      <w:r>
+        <w:rPr>
+          <w:sz w:val="28"/>
+          <w:szCs w:val="28"/>
+        </w:rPr>
+        <w:t>6</w:t>
+      </w:r>
+      <w:r>
+        <w:rPr>
+          <w:sz w:val="28"/>
+          <w:szCs w:val="28"/>
+        </w:rPr>
+        <w:t xml:space="preserve"> к прямой </w:t>
+      </w:r>
+      <w:r>
+        <w:rPr>
+          <w:sz w:val="28"/>
+          <w:szCs w:val="28"/>
+          <w:lang w:val="en-US"/>
+        </w:rPr>
+        <w:t>p</w:t>
+      </w:r>
+      <w:r>
+        <w:rPr>
+          <w:sz w:val="28"/>
+          <w:szCs w:val="28"/>
+        </w:rPr>
+        <w:t>1</w:t>
+      </w:r>
+      <w:r>
+        <w:rPr>
+          <w:sz w:val="28"/>
+          <w:szCs w:val="28"/>
+          <w:lang w:val="en-US"/>
+        </w:rPr>
+        <w:t>p</w:t>
+      </w:r>
+      <w:r>
+        <w:rPr>
+          <w:sz w:val="28"/>
+          <w:szCs w:val="28"/>
+        </w:rPr>
+        <w:t>2</w:t>
+      </w:r>
+      <w:r>
+        <w:rPr>
+          <w:sz w:val="28"/>
+          <w:szCs w:val="28"/>
+        </w:rPr>
+        <w:t>.</w:t>
+      </w:r>
+      <w:r>
+        <w:rPr>
+          <w:sz w:val="28"/>
+          <w:szCs w:val="28"/>
+        </w:rPr>
+        <w:t xml:space="preserve"> </w:t>
+      </w:r>
+      <w:r>
+        <w:rPr>
+          <w:sz w:val="28"/>
+          <w:szCs w:val="28"/>
+        </w:rPr>
+        <w:t xml:space="preserve">Точка </w:t>
+      </w:r>
+      <w:r>
+        <w:rPr>
+          <w:sz w:val="28"/>
+          <w:szCs w:val="28"/>
+          <w:lang w:val="en-US"/>
+        </w:rPr>
+        <w:t>p</w:t>
+      </w:r>
+      <w:r>
+        <w:rPr>
+          <w:sz w:val="28"/>
+          <w:szCs w:val="28"/>
+        </w:rPr>
+        <w:t xml:space="preserve">4 </w:t>
+      </w:r>
+      <w:r>
+        <w:rPr>
+          <w:sz w:val="28"/>
+          <w:szCs w:val="28"/>
+        </w:rPr>
+        <w:t xml:space="preserve">была определена по условию задачи, </w:t>
+      </w:r>
+      <w:r>
+        <w:rPr>
+          <w:sz w:val="28"/>
+          <w:szCs w:val="28"/>
+          <w:lang w:val="en-US"/>
+        </w:rPr>
+        <w:t>p</w:t>
+      </w:r>
+      <w:r>
+        <w:rPr>
+          <w:sz w:val="28"/>
+          <w:szCs w:val="28"/>
+        </w:rPr>
+        <w:t xml:space="preserve">6 </w:t>
+      </w:r>
+      <w:r>
+        <w:rPr>
+          <w:sz w:val="28"/>
+          <w:szCs w:val="28"/>
+        </w:rPr>
+        <w:t xml:space="preserve">лежала на </w:t>
+      </w:r>
+      <w:r>
+        <w:rPr>
+          <w:sz w:val="28"/>
+          <w:szCs w:val="28"/>
+          <w:lang w:val="en-US"/>
+        </w:rPr>
+        <w:t>p</w:t>
+      </w:r>
+      <w:r>
+        <w:rPr>
+          <w:sz w:val="28"/>
+          <w:szCs w:val="28"/>
+        </w:rPr>
+        <w:t>1</w:t>
+      </w:r>
+      <w:r>
+        <w:rPr>
+          <w:sz w:val="28"/>
+          <w:szCs w:val="28"/>
+          <w:lang w:val="en-US"/>
+        </w:rPr>
+        <w:t>p</w:t>
+      </w:r>
+      <w:r>
+        <w:rPr>
+          <w:sz w:val="28"/>
+          <w:szCs w:val="28"/>
+        </w:rPr>
+        <w:t>2</w:t>
+      </w:r>
+      <w:r>
+        <w:rPr>
+          <w:sz w:val="28"/>
+          <w:szCs w:val="28"/>
+        </w:rPr>
+        <w:t xml:space="preserve"> и ее надо было найти.</w:t>
+      </w:r>
+    </w:p>
+    <w:p>
+      <w:pPr>
+        <w:spacing w:line="360" w:lineRule="auto"/>
+        <w:jc w:val="center"/>
+        <w:rPr>
+          <w:sz w:val="28"/>
+          <w:szCs w:val="28"/>
+        </w:rPr>
+      </w:pPr>
+    </w:p>
+    <w:p>
+      <w:pPr>
+        <w:spacing w:line="360" w:lineRule="auto"/>
+        <w:jc w:val="center"/>
+        <w:rPr>
+          <w:sz w:val="28"/>
+          <w:szCs w:val="28"/>
+        </w:rPr>
+      </w:pPr>
+      <w:r>
+        <w:rPr>
+          <w:sz w:val="28"/>
+          <w:szCs w:val="28"/>
+        </w:rPr>
+        <w:lastRenderedPageBreak/>
+        <w:drawing>
+          <wp:inline distT="0" distB="0" distL="0" distR="0" wp14:anchorId="3498DCBF" wp14:editId="4F4BE66B">
+            <wp:extent cx="4031672" cy="2250682"/>
+            <wp:effectExtent l="0" t="0" r="0" b="0"/>
+            <wp:docPr id="6" name="Рисунок 6"/>
+            <wp:cNvGraphicFramePr>
+              <a:graphicFrameLocks xmlns:a="http://schemas.openxmlformats.org/drawingml/2006/main" noChangeAspect="1"/>
+            </wp:cNvGraphicFramePr>
+            <a:graphic xmlns:a="http://schemas.openxmlformats.org/drawingml/2006/main">
+              <a:graphicData uri="http://schemas.openxmlformats.org/drawingml/2006/picture">
+                <pic:pic xmlns:pic="http://schemas.openxmlformats.org/drawingml/2006/picture">
+                  <pic:nvPicPr>
+                    <pic:cNvPr id="1" name=""/>
+                    <pic:cNvPicPr/>
+                  </pic:nvPicPr>
+                  <pic:blipFill rotWithShape="1">
+                    <a:blip r:embed="rId10"/>
+                    <a:srcRect t="4906" b="4426"/>
+                    <a:stretch/>
+                  </pic:blipFill>
+                  <pic:spPr bwMode="auto">
+                    <a:xfrm>
+                      <a:off x="0" y="0"/>
+                      <a:ext cx="4051473" cy="2261736"/>
+                    </a:xfrm>
+                    <a:prstGeom prst="rect">
+                      <a:avLst/>
+                    </a:prstGeom>
+                    <a:ln>
+                      <a:noFill/>
+                    </a:ln>
+                    <a:extLst>
+                      <a:ext uri="{53640926-AAD7-44D8-BBD7-CCE9431645EC}">
+                        <a14:shadowObscured xmlns:a14="http://schemas.microsoft.com/office/drawing/2010/main"/>
+                      </a:ext>
+                    </a:extLst>
+                  </pic:spPr>
+                </pic:pic>
+              </a:graphicData>
+            </a:graphic>
+          </wp:inline>
+        </w:drawing>
+      </w:r>
+    </w:p>
+    <w:p>
+      <w:pPr>
+        <w:spacing w:line="360" w:lineRule="auto"/>
+        <w:jc w:val="center"/>
+        <w:rPr>
+          <w:sz w:val="28"/>
+          <w:szCs w:val="28"/>
+        </w:rPr>
+      </w:pPr>
+      <w:r>
+        <w:rPr>
+          <w:sz w:val="28"/>
+          <w:szCs w:val="28"/>
+        </w:rPr>
+        <w:t xml:space="preserve">Рисунок 5. </w:t>
+      </w:r>
+      <w:r>
+        <w:rPr>
+          <w:sz w:val="28"/>
+          <w:szCs w:val="28"/>
+        </w:rPr>
+        <w:t>Пример 2.5. Часть 1.</w:t>
+      </w:r>
+    </w:p>
+    <w:p>
+      <w:pPr>
+        <w:spacing w:line="360" w:lineRule="auto"/>
+        <w:jc w:val="center"/>
+        <w:rPr>
+          <w:sz w:val="28"/>
+          <w:szCs w:val="28"/>
+        </w:rPr>
+      </w:pPr>
+    </w:p>
+    <w:p>
+      <w:pPr>
+        <w:spacing w:line="360" w:lineRule="auto"/>
+        <w:jc w:val="center"/>
+        <w:rPr>
+          <w:sz w:val="28"/>
+          <w:szCs w:val="28"/>
+        </w:rPr>
+      </w:pPr>
+      <w:r>
+        <w:rPr>
+          <w:sz w:val="28"/>
+          <w:szCs w:val="28"/>
+        </w:rPr>
+        <w:drawing>
+          <wp:inline distT="0" distB="0" distL="0" distR="0" wp14:anchorId="6DEBAE70" wp14:editId="494D9F07">
+            <wp:extent cx="3456709" cy="5848148"/>
+            <wp:effectExtent l="0" t="0" r="0" b="0"/>
+            <wp:docPr id="7" name="Рисунок 7"/>
+            <wp:cNvGraphicFramePr>
+              <a:graphicFrameLocks xmlns:a="http://schemas.openxmlformats.org/drawingml/2006/main" noChangeAspect="1"/>
+            </wp:cNvGraphicFramePr>
+            <a:graphic xmlns:a="http://schemas.openxmlformats.org/drawingml/2006/main">
+              <a:graphicData uri="http://schemas.openxmlformats.org/drawingml/2006/picture">
+                <pic:pic xmlns:pic="http://schemas.openxmlformats.org/drawingml/2006/picture">
+                  <pic:nvPicPr>
+                    <pic:cNvPr id="1" name=""/>
+                    <pic:cNvPicPr/>
+                  </pic:nvPicPr>
+                  <pic:blipFill>
+                    <a:blip r:embed="rId11"/>
+                    <a:stretch>
+                      <a:fillRect/>
+                    </a:stretch>
+                  </pic:blipFill>
+                  <pic:spPr>
+                    <a:xfrm>
+                      <a:off x="0" y="0"/>
+                      <a:ext cx="3487197" cy="5899728"/>
+                    </a:xfrm>
+                    <a:prstGeom prst="rect">
+                      <a:avLst/>
+                    </a:prstGeom>
+                  </pic:spPr>
+                </pic:pic>
+              </a:graphicData>
+            </a:graphic>
+          </wp:inline>
+        </w:drawing>
+      </w:r>
+    </w:p>
+    <w:p>
+      <w:pPr>
+        <w:spacing w:line="360" w:lineRule="auto"/>
+        <w:jc w:val="center"/>
+        <w:rPr>
+          <w:sz w:val="28"/>
+          <w:szCs w:val="28"/>
+        </w:rPr>
+      </w:pPr>
+      <w:r>
+        <w:rPr>
+          <w:sz w:val="28"/>
+          <w:szCs w:val="28"/>
+        </w:rPr>
+        <w:t>Рисунок 6. Пример 2.5. Часть 2.</w:t>
+      </w:r>
+    </w:p>
+    <w:p>
+      <w:pPr>
+        <w:spacing w:line="360" w:lineRule="auto"/>
+        <w:jc w:val="center"/>
+        <w:rPr>
+          <w:sz w:val="28"/>
+          <w:szCs w:val="28"/>
+        </w:rPr>
+      </w:pPr>
+      <w:r>
+        <w:rPr>
+          <w:sz w:val="28"/>
+          <w:szCs w:val="28"/>
+        </w:rPr>
+        <w:lastRenderedPageBreak/>
+        <w:t>ЗАДАНИЕ 2 (вариант 14).</w:t>
+      </w:r>
+    </w:p>
+    <w:p>
+      <w:pPr>
+        <w:spacing w:line="360" w:lineRule="auto"/>
+        <w:ind w:firstLine="709"/>
+        <w:jc w:val="both"/>
+        <w:rPr>
+          <w:sz w:val="28"/>
+          <w:szCs w:val="28"/>
+        </w:rPr>
+      </w:pPr>
+      <w:r>
+        <w:rPr>
+          <w:sz w:val="28"/>
+          <w:szCs w:val="28"/>
+        </w:rPr>
+        <w:t>Построить на плоскости пять точек p1…p5, заданных координатами x1 = 2, y1= 10; x2 = 10, y2 = 9; x3 = 15, y3 = 11; x4 = 4, y4 = 4; x5 = 9, y5 = 15. Обозначить на рисунке построенные точки текстом («p1», «p2» и т.д.). Соединить точки отрезками прямых линий одного цвета, образующими замкнутый пятиугольник.</w:t>
+      </w:r>
+    </w:p>
+    <w:p>
+      <w:pPr>
+        <w:spacing w:line="360" w:lineRule="auto"/>
+        <w:ind w:firstLine="709"/>
+        <w:jc w:val="both"/>
+        <w:rPr>
+          <w:sz w:val="20"/>
+        </w:rPr>
+      </w:pPr>
+    </w:p>
+    <w:p>
+      <w:pPr>
+        <w:spacing w:line="360" w:lineRule="auto"/>
+        <w:jc w:val="center"/>
+        <w:rPr>
+          <w:sz w:val="28"/>
+          <w:szCs w:val="28"/>
+        </w:rPr>
+      </w:pPr>
+      <w:r>
+        <w:rPr>
+          <w:sz w:val="28"/>
+          <w:szCs w:val="28"/>
+        </w:rPr>
+        <w:t>ВЫПОЛНЕНИЕ РАБОТЫ:</w:t>
+      </w:r>
+    </w:p>
+    <w:p>
+      <w:pPr>
+        <w:spacing w:line="360" w:lineRule="auto"/>
+        <w:ind w:firstLine="709"/>
+        <w:jc w:val="both"/>
+        <w:rPr>
+          <w:sz w:val="28"/>
+          <w:szCs w:val="28"/>
+        </w:rPr>
+      </w:pPr>
+      <w:r>
+        <w:rPr>
+          <w:sz w:val="28"/>
+          <w:szCs w:val="28"/>
+        </w:rPr>
+        <w:t xml:space="preserve">В начале выполнения данного задания в приложении </w:t>
+      </w:r>
+      <w:r>
+        <w:rPr>
+          <w:sz w:val="28"/>
+          <w:szCs w:val="28"/>
+          <w:lang w:val="en-US"/>
+        </w:rPr>
+        <w:t>Desmos</w:t>
+      </w:r>
+      <w:r>
+        <w:rPr>
+          <w:sz w:val="28"/>
+          <w:szCs w:val="28"/>
+        </w:rPr>
+        <w:t xml:space="preserve"> </w:t>
+      </w:r>
+      <w:r>
+        <w:rPr>
+          <w:sz w:val="28"/>
+          <w:szCs w:val="28"/>
+        </w:rPr>
+        <w:t xml:space="preserve">были построены все точки </w:t>
+      </w:r>
+      <w:r>
+        <w:rPr>
+          <w:sz w:val="28"/>
+          <w:szCs w:val="28"/>
+          <w:lang w:val="en-US"/>
+        </w:rPr>
+        <w:t>p</w:t>
+      </w:r>
+      <w:proofErr w:type="gramStart"/>
+      <w:r>
+        <w:rPr>
+          <w:sz w:val="28"/>
+          <w:szCs w:val="28"/>
+        </w:rPr>
+        <w:t>1..</w:t>
+      </w:r>
+      <w:proofErr w:type="gramEnd"/>
+      <w:r>
+        <w:rPr>
+          <w:sz w:val="28"/>
+          <w:szCs w:val="28"/>
+          <w:lang w:val="en-US"/>
+        </w:rPr>
+        <w:t>p</w:t>
+      </w:r>
+      <w:r>
+        <w:rPr>
+          <w:sz w:val="28"/>
+          <w:szCs w:val="28"/>
+        </w:rPr>
+        <w:t>5</w:t>
+      </w:r>
+      <w:r>
+        <w:rPr>
+          <w:sz w:val="28"/>
+          <w:szCs w:val="28"/>
+        </w:rPr>
+        <w:t xml:space="preserve"> для просмотра, какие именно прямые линии необходимо построить для получения замкнутого пятиугольника.</w:t>
+      </w:r>
+    </w:p>
+    <w:p>
+      <w:pPr>
+        <w:pStyle w:val="a8"/>
+        <w:spacing w:line="360" w:lineRule="auto"/>
+        <w:jc w:val="center"/>
+        <w:rPr>
+          <w:rFonts w:ascii="Times New Roman" w:hAnsi="Times New Roman"/>
+          <w:sz w:val="28"/>
+          <w:szCs w:val="28"/>
+          <w:lang w:val="ru-RU"/>
+        </w:rPr>
+      </w:pPr>
+      <w:r>
+        <w:rPr>
+          <w:rFonts w:ascii="Times New Roman" w:hAnsi="Times New Roman"/>
+          <w:noProof/>
+          <w:sz w:val="28"/>
+          <w:szCs w:val="28"/>
+          <w:lang w:val="ru-RU"/>
+        </w:rPr>
+        <w:drawing>
+          <wp:inline distT="0" distB="0" distL="0" distR="0" wp14:anchorId="29EE4078" wp14:editId="74B0F570">
+            <wp:extent cx="5867400" cy="3404409"/>
+            <wp:effectExtent l="0" t="0" r="0" b="0"/>
+            <wp:docPr id="1" name="Рисунок 1"/>
+            <wp:cNvGraphicFramePr>
+              <a:graphicFrameLocks xmlns:a="http://schemas.openxmlformats.org/drawingml/2006/main" noChangeAspect="1"/>
+            </wp:cNvGraphicFramePr>
+            <a:graphic xmlns:a="http://schemas.openxmlformats.org/drawingml/2006/main">
+              <a:graphicData uri="http://schemas.openxmlformats.org/drawingml/2006/picture">
+                <pic:pic xmlns:pic="http://schemas.openxmlformats.org/drawingml/2006/picture">
+                  <pic:nvPicPr>
+                    <pic:cNvPr id="1" name=""/>
+                    <pic:cNvPicPr/>
+                  </pic:nvPicPr>
+                  <pic:blipFill>
+                    <a:blip r:embed="rId12"/>
+                    <a:stretch>
+                      <a:fillRect/>
+                    </a:stretch>
+                  </pic:blipFill>
+                  <pic:spPr>
+                    <a:xfrm>
+                      <a:off x="0" y="0"/>
+                      <a:ext cx="5889020" cy="3416954"/>
+                    </a:xfrm>
+                    <a:prstGeom prst="rect">
+                      <a:avLst/>
+                    </a:prstGeom>
+                  </pic:spPr>
+                </pic:pic>
+              </a:graphicData>
+            </a:graphic>
+          </wp:inline>
+        </w:drawing>
+      </w:r>
+    </w:p>
+    <w:p>
+      <w:pPr>
+        <w:spacing w:line="360" w:lineRule="auto"/>
+        <w:jc w:val="center"/>
+        <w:rPr>
+          <w:sz w:val="28"/>
+          <w:szCs w:val="28"/>
+        </w:rPr>
+      </w:pPr>
+      <w:r>
+        <w:rPr>
+          <w:sz w:val="28"/>
+          <w:szCs w:val="28"/>
+        </w:rPr>
+        <w:t xml:space="preserve">Рисунок 7. Построение всех точек в приложении </w:t>
+      </w:r>
+      <w:r>
+        <w:rPr>
+          <w:sz w:val="28"/>
+          <w:szCs w:val="28"/>
+          <w:lang w:val="en-US"/>
+        </w:rPr>
+        <w:t>Demos</w:t>
+      </w:r>
+    </w:p>
+    <w:p>
+      <w:pPr>
+        <w:spacing w:line="360" w:lineRule="auto"/>
+        <w:jc w:val="center"/>
+        <w:rPr>
+          <w:sz w:val="28"/>
+          <w:szCs w:val="28"/>
+        </w:rPr>
+      </w:pPr>
+    </w:p>
+    <w:p>
+      <w:pPr>
+        <w:spacing w:line="360" w:lineRule="auto"/>
+        <w:ind w:firstLine="709"/>
+        <w:jc w:val="both"/>
+        <w:rPr>
+          <w:sz w:val="28"/>
+          <w:szCs w:val="28"/>
+        </w:rPr>
+      </w:pPr>
+      <w:r>
+        <w:rPr>
+          <w:sz w:val="28"/>
+          <w:szCs w:val="28"/>
+        </w:rPr>
+        <w:t xml:space="preserve">Далее в приложении </w:t>
+      </w:r>
+      <w:proofErr w:type="spellStart"/>
+      <w:r>
+        <w:rPr>
+          <w:sz w:val="28"/>
+          <w:szCs w:val="28"/>
+          <w:lang w:val="en-US"/>
+        </w:rPr>
+        <w:t>MathCad</w:t>
+      </w:r>
+      <w:proofErr w:type="spellEnd"/>
+      <w:r>
+        <w:rPr>
+          <w:sz w:val="28"/>
+          <w:szCs w:val="28"/>
+        </w:rPr>
+        <w:t xml:space="preserve"> </w:t>
+      </w:r>
+      <w:r>
+        <w:rPr>
+          <w:sz w:val="28"/>
+          <w:szCs w:val="28"/>
+        </w:rPr>
+        <w:t xml:space="preserve">были просчитаны все необходимые прямые линии и построены на трехмерном графике с координатой </w:t>
+      </w:r>
+      <w:r>
+        <w:rPr>
+          <w:sz w:val="28"/>
+          <w:szCs w:val="28"/>
+          <w:lang w:val="en-US"/>
+        </w:rPr>
+        <w:t>Z</w:t>
+      </w:r>
+      <w:r>
+        <w:rPr>
+          <w:sz w:val="28"/>
+          <w:szCs w:val="28"/>
+        </w:rPr>
+        <w:t xml:space="preserve">=0. </w:t>
+      </w:r>
+      <w:r>
+        <w:rPr>
+          <w:sz w:val="28"/>
+          <w:szCs w:val="28"/>
+        </w:rPr>
+        <w:t xml:space="preserve">Также на графике были отмечены все точки </w:t>
+      </w:r>
+      <w:r>
+        <w:rPr>
+          <w:sz w:val="28"/>
+          <w:szCs w:val="28"/>
+          <w:lang w:val="en-US"/>
+        </w:rPr>
+        <w:t>p</w:t>
+      </w:r>
+      <w:proofErr w:type="gramStart"/>
+      <w:r>
+        <w:rPr>
+          <w:sz w:val="28"/>
+          <w:szCs w:val="28"/>
+          <w:lang w:val="en-US"/>
+        </w:rPr>
+        <w:t>1..</w:t>
+      </w:r>
+      <w:proofErr w:type="gramEnd"/>
+      <w:r>
+        <w:rPr>
+          <w:sz w:val="28"/>
+          <w:szCs w:val="28"/>
+          <w:lang w:val="en-US"/>
+        </w:rPr>
+        <w:t>p5.</w:t>
+      </w:r>
+    </w:p>
+    <w:p>
+      <w:pPr>
+        <w:spacing w:line="360" w:lineRule="auto"/>
+        <w:jc w:val="center"/>
+        <w:rPr>
+          <w:sz w:val="28"/>
+          <w:szCs w:val="28"/>
+        </w:rPr>
+      </w:pPr>
+      <w:r>
+        <w:rPr>
+          <w:sz w:val="28"/>
+          <w:szCs w:val="28"/>
+        </w:rPr>
+        <w:lastRenderedPageBreak/>
+        <w:drawing>
+          <wp:inline distT="0" distB="0" distL="0" distR="0" wp14:anchorId="14DBA7A9" wp14:editId="70B2180C">
+            <wp:extent cx="3879254" cy="4980709"/>
+            <wp:effectExtent l="0" t="0" r="0" b="0"/>
+            <wp:docPr id="8" name="Рисунок 8"/>
+            <wp:cNvGraphicFramePr>
+              <a:graphicFrameLocks xmlns:a="http://schemas.openxmlformats.org/drawingml/2006/main" noChangeAspect="1"/>
+            </wp:cNvGraphicFramePr>
+            <a:graphic xmlns:a="http://schemas.openxmlformats.org/drawingml/2006/main">
+              <a:graphicData uri="http://schemas.openxmlformats.org/drawingml/2006/picture">
+                <pic:pic xmlns:pic="http://schemas.openxmlformats.org/drawingml/2006/picture">
+                  <pic:nvPicPr>
+                    <pic:cNvPr id="1" name=""/>
+                    <pic:cNvPicPr/>
+                  </pic:nvPicPr>
+                  <pic:blipFill rotWithShape="1">
+                    <a:blip r:embed="rId13"/>
+                    <a:srcRect t="1434" b="743"/>
+                    <a:stretch/>
+                  </pic:blipFill>
+                  <pic:spPr bwMode="auto">
+                    <a:xfrm>
+                      <a:off x="0" y="0"/>
+                      <a:ext cx="3889102" cy="4993353"/>
+                    </a:xfrm>
+                    <a:prstGeom prst="rect">
+                      <a:avLst/>
+                    </a:prstGeom>
+                    <a:ln>
+                      <a:noFill/>
+                    </a:ln>
+                    <a:extLst>
+                      <a:ext uri="{53640926-AAD7-44D8-BBD7-CCE9431645EC}">
+                        <a14:shadowObscured xmlns:a14="http://schemas.microsoft.com/office/drawing/2010/main"/>
+                      </a:ext>
+                    </a:extLst>
+                  </pic:spPr>
+                </pic:pic>
+              </a:graphicData>
+            </a:graphic>
+          </wp:inline>
+        </w:drawing>
+      </w:r>
+    </w:p>
+    <w:p>
+      <w:pPr>
+        <w:spacing w:line="360" w:lineRule="auto"/>
+        <w:jc w:val="center"/>
+        <w:rPr>
+          <w:sz w:val="28"/>
+          <w:szCs w:val="28"/>
+        </w:rPr>
+      </w:pPr>
+      <w:r>
+        <w:rPr>
+          <w:sz w:val="28"/>
+          <w:szCs w:val="28"/>
+        </w:rPr>
+        <w:t>Рисунок 8. Выполнение задания 2. Часть 1.</w:t>
+      </w:r>
+    </w:p>
+    <w:p>
+      <w:pPr>
+        <w:spacing w:line="360" w:lineRule="auto"/>
+        <w:jc w:val="center"/>
+        <w:rPr>
+          <w:sz w:val="28"/>
+          <w:szCs w:val="28"/>
+        </w:rPr>
+      </w:pPr>
+    </w:p>
+    <w:p>
+      <w:pPr>
+        <w:spacing w:line="360" w:lineRule="auto"/>
+        <w:jc w:val="center"/>
+        <w:rPr>
+          <w:sz w:val="28"/>
+          <w:szCs w:val="28"/>
+        </w:rPr>
+      </w:pPr>
+      <w:r>
+        <w:rPr>
+          <w:sz w:val="28"/>
+          <w:szCs w:val="28"/>
+          <w:lang w:val="en-US"/>
+        </w:rPr>
+        <w:drawing>
+          <wp:inline distT="0" distB="0" distL="0" distR="0" wp14:anchorId="192379E4" wp14:editId="352F4982">
+            <wp:extent cx="3610950" cy="3054927"/>
+            <wp:effectExtent l="0" t="0" r="0" b="0"/>
+            <wp:docPr id="9" name="Рисунок 9"/>
+            <wp:cNvGraphicFramePr>
+              <a:graphicFrameLocks xmlns:a="http://schemas.openxmlformats.org/drawingml/2006/main" noChangeAspect="1"/>
+            </wp:cNvGraphicFramePr>
+            <a:graphic xmlns:a="http://schemas.openxmlformats.org/drawingml/2006/main">
+              <a:graphicData uri="http://schemas.openxmlformats.org/drawingml/2006/picture">
+                <pic:pic xmlns:pic="http://schemas.openxmlformats.org/drawingml/2006/picture">
+                  <pic:nvPicPr>
+                    <pic:cNvPr id="1" name=""/>
+                    <pic:cNvPicPr/>
+                  </pic:nvPicPr>
+                  <pic:blipFill>
+                    <a:blip r:embed="rId14"/>
+                    <a:stretch>
+                      <a:fillRect/>
+                    </a:stretch>
+                  </pic:blipFill>
+                  <pic:spPr>
+                    <a:xfrm>
+                      <a:off x="0" y="0"/>
+                      <a:ext cx="3630800" cy="3071720"/>
+                    </a:xfrm>
+                    <a:prstGeom prst="rect">
+                      <a:avLst/>
+                    </a:prstGeom>
+                  </pic:spPr>
+                </pic:pic>
+              </a:graphicData>
+            </a:graphic>
+          </wp:inline>
+        </w:drawing>
+      </w:r>
+    </w:p>
+    <w:p>
+      <w:pPr>
+        <w:spacing w:line="360" w:lineRule="auto"/>
+        <w:jc w:val="center"/>
+        <w:rPr>
+          <w:sz w:val="28"/>
+          <w:szCs w:val="28"/>
+        </w:rPr>
+      </w:pPr>
+      <w:r>
+        <w:rPr>
+          <w:sz w:val="28"/>
+          <w:szCs w:val="28"/>
+        </w:rPr>
+        <w:t>Рисунок 9. Выполнение задания 2. Часть 2.</w:t>
+      </w:r>
+    </w:p>
+    <w:p>
+      <w:pPr>
+        <w:spacing w:line="360" w:lineRule="auto"/>
+        <w:jc w:val="center"/>
+        <w:rPr>
+          <w:sz w:val="28"/>
+          <w:szCs w:val="28"/>
+        </w:rPr>
+      </w:pPr>
+      <w:r>
+        <w:rPr>
+          <w:sz w:val="28"/>
+          <w:szCs w:val="28"/>
+        </w:rPr>
+        <w:lastRenderedPageBreak/>
         <w:t>ЗАДАНИЕ 3 (вариант 14).</w:t>
+      </w:r>
+    </w:p>
+    <w:p>
+      <w:pPr>
+        <w:spacing w:line="360" w:lineRule="auto"/>
+        <w:ind w:firstLine="709"/>
+        <w:jc w:val="both"/>
+        <w:rPr>
+          <w:sz w:val="28"/>
+          <w:szCs w:val="28"/>
+        </w:rPr>
+      </w:pPr>
+      <w:r>
+        <w:rPr>
+          <w:sz w:val="28"/>
+          <w:szCs w:val="28"/>
+        </w:rPr>
+        <w:t>На копии полученного рисунка другим цветом построить плоский треугольник, ребра которого соединяют середины любых трех сторон пятиугольника, вычислить его периметр. На рисунке обозначить вершины треугольника и пятиугольника точками разного цвета.</w:t>
+      </w:r>
+    </w:p>
+    <w:p>
+      <w:pPr>
+        <w:spacing w:line="360" w:lineRule="auto"/>
+        <w:jc w:val="center"/>
+        <w:rPr>
+          <w:sz w:val="28"/>
+          <w:szCs w:val="28"/>
+        </w:rPr>
+      </w:pPr>
+      <w:r>
+        <w:rPr>
+          <w:sz w:val="28"/>
+          <w:szCs w:val="28"/>
+        </w:rPr>
+        <w:t>ВЫПОЛНЕНИЕ РАБОТЫ:</w:t>
+      </w:r>
+    </w:p>
+    <w:p>
+      <w:pPr>
+        <w:spacing w:line="360" w:lineRule="auto"/>
+        <w:ind w:firstLine="709"/>
+        <w:jc w:val="both"/>
+        <w:rPr>
+          <w:sz w:val="28"/>
+          <w:szCs w:val="28"/>
+        </w:rPr>
+      </w:pPr>
+      <w:r>
+        <w:rPr>
+          <w:sz w:val="28"/>
+          <w:szCs w:val="28"/>
+        </w:rPr>
+        <w:t>В ходе выполнения задания 3, был использован пятиугольник из предыдущего задания. Также были найдены координаты середины трех сторон фигуры, которые использовались как вершины треугольника. Далее были построены прямые между вершинами, которые образовали необходимы</w:t>
+      </w:r>
+      <w:r>
+        <w:rPr>
+          <w:sz w:val="28"/>
+          <w:szCs w:val="28"/>
+        </w:rPr>
+        <w:t>й</w:t>
+      </w:r>
+      <w:r>
+        <w:rPr>
+          <w:sz w:val="28"/>
+          <w:szCs w:val="28"/>
+        </w:rPr>
+        <w:t xml:space="preserve"> треугольник. </w:t>
+      </w:r>
+    </w:p>
+    <w:p>
+      <w:pPr>
+        <w:pStyle w:val="a8"/>
+        <w:spacing w:line="360" w:lineRule="auto"/>
+        <w:jc w:val="center"/>
+        <w:rPr>
+          <w:rFonts w:ascii="Times New Roman" w:hAnsi="Times New Roman"/>
+          <w:sz w:val="28"/>
+          <w:szCs w:val="28"/>
+          <w:lang w:val="ru-RU"/>
+        </w:rPr>
+      </w:pPr>
+      <w:r>
+        <w:rPr>
+          <w:rFonts w:ascii="Times New Roman" w:hAnsi="Times New Roman"/>
+          <w:sz w:val="28"/>
+          <w:szCs w:val="28"/>
+          <w:lang w:val="ru-RU"/>
+        </w:rPr>
+        <w:drawing>
+          <wp:inline distT="0" distB="0" distL="0" distR="0" wp14:anchorId="7BDA434E" wp14:editId="556D2AED">
+            <wp:extent cx="4801209" cy="5514109"/>
+            <wp:effectExtent l="0" t="0" r="0" b="0"/>
+            <wp:docPr id="10" name="Рисунок 10"/>
+            <wp:cNvGraphicFramePr>
+              <a:graphicFrameLocks xmlns:a="http://schemas.openxmlformats.org/drawingml/2006/main" noChangeAspect="1"/>
+            </wp:cNvGraphicFramePr>
+            <a:graphic xmlns:a="http://schemas.openxmlformats.org/drawingml/2006/main">
+              <a:graphicData uri="http://schemas.openxmlformats.org/drawingml/2006/picture">
+                <pic:pic xmlns:pic="http://schemas.openxmlformats.org/drawingml/2006/picture">
+                  <pic:nvPicPr>
+                    <pic:cNvPr id="1" name=""/>
+                    <pic:cNvPicPr/>
+                  </pic:nvPicPr>
+                  <pic:blipFill rotWithShape="1">
+                    <a:blip r:embed="rId15"/>
+                    <a:srcRect t="1256" b="1239"/>
+                    <a:stretch/>
+                  </pic:blipFill>
+                  <pic:spPr bwMode="auto">
+                    <a:xfrm>
+                      <a:off x="0" y="0"/>
+                      <a:ext cx="4824579" cy="5540949"/>
+                    </a:xfrm>
+                    <a:prstGeom prst="rect">
+                      <a:avLst/>
+                    </a:prstGeom>
+                    <a:ln>
+                      <a:noFill/>
+                    </a:ln>
+                    <a:extLst>
+                      <a:ext uri="{53640926-AAD7-44D8-BBD7-CCE9431645EC}">
+                        <a14:shadowObscured xmlns:a14="http://schemas.microsoft.com/office/drawing/2010/main"/>
+                      </a:ext>
+                    </a:extLst>
+                  </pic:spPr>
+                </pic:pic>
+              </a:graphicData>
+            </a:graphic>
+          </wp:inline>
+        </w:drawing>
+      </w:r>
+    </w:p>
+    <w:p>
+      <w:pPr>
+        <w:spacing w:line="360" w:lineRule="auto"/>
+        <w:jc w:val="center"/>
+        <w:rPr>
+          <w:sz w:val="28"/>
+          <w:szCs w:val="28"/>
+        </w:rPr>
+      </w:pPr>
+      <w:r>
+        <w:rPr>
+          <w:sz w:val="28"/>
+          <w:szCs w:val="28"/>
+        </w:rPr>
+        <w:t xml:space="preserve">Рисунок </w:t>
+      </w:r>
+      <w:r>
+        <w:rPr>
+          <w:sz w:val="28"/>
+          <w:szCs w:val="28"/>
+        </w:rPr>
+        <w:t>10</w:t>
+      </w:r>
+      <w:r>
+        <w:rPr>
+          <w:sz w:val="28"/>
+          <w:szCs w:val="28"/>
+        </w:rPr>
+        <w:t xml:space="preserve">. </w:t>
+      </w:r>
+      <w:r>
+        <w:rPr>
+          <w:sz w:val="28"/>
+          <w:szCs w:val="28"/>
+        </w:rPr>
+        <w:t>Выполнение задания 3</w:t>
+      </w:r>
+      <w:r>
+        <w:rPr>
+          <w:sz w:val="28"/>
+          <w:szCs w:val="28"/>
+        </w:rPr>
+        <w:t>.</w:t>
+      </w:r>
+      <w:r>
+        <w:rPr>
+          <w:sz w:val="28"/>
+          <w:szCs w:val="28"/>
+        </w:rPr>
+        <w:t xml:space="preserve"> Все вычисления.</w:t>
+      </w:r>
+    </w:p>
+    <w:p>
+      <w:pPr>
+        <w:spacing w:line="360" w:lineRule="auto"/>
+        <w:jc w:val="center"/>
+        <w:rPr>
+          <w:sz w:val="28"/>
+          <w:szCs w:val="28"/>
+        </w:rPr>
+      </w:pPr>
+      <w:r>
+        <w:rPr>
+          <w:sz w:val="28"/>
+          <w:szCs w:val="28"/>
+        </w:rPr>
+        <w:lastRenderedPageBreak/>
+        <w:drawing>
+          <wp:inline distT="0" distB="0" distL="0" distR="0" wp14:anchorId="75913D90" wp14:editId="540C5CE7">
+            <wp:extent cx="5562600" cy="2400451"/>
+            <wp:effectExtent l="0" t="0" r="0" b="0"/>
+            <wp:docPr id="11" name="Рисунок 11"/>
+            <wp:cNvGraphicFramePr>
+              <a:graphicFrameLocks xmlns:a="http://schemas.openxmlformats.org/drawingml/2006/main" noChangeAspect="1"/>
+            </wp:cNvGraphicFramePr>
+            <a:graphic xmlns:a="http://schemas.openxmlformats.org/drawingml/2006/main">
+              <a:graphicData uri="http://schemas.openxmlformats.org/drawingml/2006/picture">
+                <pic:pic xmlns:pic="http://schemas.openxmlformats.org/drawingml/2006/picture">
+                  <pic:nvPicPr>
+                    <pic:cNvPr id="1" name=""/>
+                    <pic:cNvPicPr/>
+                  </pic:nvPicPr>
+                  <pic:blipFill>
+                    <a:blip r:embed="rId16"/>
+                    <a:stretch>
+                      <a:fillRect/>
+                    </a:stretch>
+                  </pic:blipFill>
+                  <pic:spPr>
+                    <a:xfrm>
+                      <a:off x="0" y="0"/>
+                      <a:ext cx="5575374" cy="2405963"/>
+                    </a:xfrm>
+                    <a:prstGeom prst="rect">
+                      <a:avLst/>
+                    </a:prstGeom>
+                  </pic:spPr>
+                </pic:pic>
+              </a:graphicData>
+            </a:graphic>
+          </wp:inline>
+        </w:drawing>
+      </w:r>
+    </w:p>
+    <w:p>
+      <w:pPr>
+        <w:spacing w:line="360" w:lineRule="auto"/>
+        <w:jc w:val="center"/>
+        <w:rPr>
+          <w:sz w:val="28"/>
+          <w:szCs w:val="28"/>
+        </w:rPr>
+      </w:pPr>
+      <w:r>
+        <w:rPr>
+          <w:sz w:val="28"/>
+          <w:szCs w:val="28"/>
+        </w:rPr>
+        <w:t>Рисунок 1</w:t>
+      </w:r>
+      <w:r>
+        <w:rPr>
+          <w:sz w:val="28"/>
+          <w:szCs w:val="28"/>
+        </w:rPr>
+        <w:t>1</w:t>
+      </w:r>
+      <w:r>
+        <w:rPr>
+          <w:sz w:val="28"/>
+          <w:szCs w:val="28"/>
+        </w:rPr>
+        <w:t xml:space="preserve">. Выполнение задания 3. </w:t>
+      </w:r>
+      <w:r>
+        <w:rPr>
+          <w:sz w:val="28"/>
+          <w:szCs w:val="28"/>
+        </w:rPr>
+        <w:t>Построение графика.</w:t>
+      </w:r>
+    </w:p>
+    <w:p>
+      <w:pPr>
+        <w:spacing w:line="360" w:lineRule="auto"/>
+        <w:jc w:val="center"/>
+        <w:rPr>
+          <w:sz w:val="28"/>
+          <w:szCs w:val="28"/>
+        </w:rPr>
+      </w:pPr>
+    </w:p>
+    <w:p>
+      <w:pPr>
+        <w:spacing w:line="360" w:lineRule="auto"/>
+        <w:jc w:val="center"/>
+        <w:rPr>
+          <w:sz w:val="28"/>
+          <w:szCs w:val="28"/>
+        </w:rPr>
+      </w:pPr>
+      <w:r>
+        <w:rPr>
+          <w:sz w:val="28"/>
+          <w:szCs w:val="28"/>
+        </w:rPr>
+        <w:t>ЗАДАНИЕ 4 (вариант 14).</w:t>
+      </w:r>
+    </w:p>
+    <w:p>
+      <w:pPr>
+        <w:spacing w:line="360" w:lineRule="auto"/>
+        <w:ind w:firstLine="709"/>
+        <w:jc w:val="both"/>
+        <w:rPr>
+          <w:sz w:val="28"/>
+          <w:szCs w:val="28"/>
+        </w:rPr>
+      </w:pPr>
+      <w:r>
+        <w:rPr>
+          <w:sz w:val="28"/>
+          <w:szCs w:val="28"/>
+        </w:rPr>
+        <w:t>Для сторон полученного треугольника получить неявные и параметрические уравнения прямых, заданных способом двух точек.</w:t>
+      </w:r>
+    </w:p>
+    <w:p>
+      <w:pPr>
+        <w:spacing w:line="360" w:lineRule="auto"/>
+        <w:jc w:val="center"/>
+        <w:rPr>
+          <w:sz w:val="28"/>
+          <w:szCs w:val="28"/>
+        </w:rPr>
+      </w:pPr>
+      <w:r>
+        <w:rPr>
+          <w:sz w:val="28"/>
+          <w:szCs w:val="28"/>
+        </w:rPr>
+        <w:t>ВЫПОЛНЕНИЕ РАБОТЫ:</w:t>
+      </w:r>
+    </w:p>
+    <w:p>
+      <w:pPr>
+        <w:spacing w:line="360" w:lineRule="auto"/>
+        <w:ind w:firstLine="709"/>
+        <w:jc w:val="both"/>
+        <w:rPr>
+          <w:sz w:val="28"/>
+          <w:szCs w:val="28"/>
+        </w:rPr>
+      </w:pPr>
+      <w:r>
+        <w:rPr>
+          <w:sz w:val="28"/>
+          <w:szCs w:val="28"/>
+        </w:rPr>
+        <w:t>Для выполнения данного задания были получены неявные и параметрические уравнения прямых, заданных способом двух точек. Вычисления был проведены при помощи формул, указанных в методическом указании.</w:t>
+      </w:r>
+    </w:p>
+    <w:p>
+      <w:pPr>
+        <w:pStyle w:val="a8"/>
+        <w:spacing w:line="360" w:lineRule="auto"/>
+        <w:jc w:val="center"/>
+        <w:rPr>
+          <w:rFonts w:ascii="Times New Roman" w:hAnsi="Times New Roman"/>
+          <w:sz w:val="28"/>
+          <w:szCs w:val="28"/>
+          <w:lang w:val="ru-RU"/>
+        </w:rPr>
+      </w:pPr>
+      <w:r>
+        <w:rPr>
+          <w:rFonts w:ascii="Times New Roman" w:hAnsi="Times New Roman"/>
+          <w:sz w:val="28"/>
+          <w:szCs w:val="28"/>
+          <w:lang w:val="ru-RU"/>
+        </w:rPr>
+        <w:drawing>
+          <wp:inline distT="0" distB="0" distL="0" distR="0" wp14:anchorId="11DE79E1" wp14:editId="7CDA97F1">
+            <wp:extent cx="5940425" cy="1779905"/>
+            <wp:effectExtent l="0" t="0" r="0" b="0"/>
+            <wp:docPr id="12" name="Рисунок 12"/>
+            <wp:cNvGraphicFramePr>
+              <a:graphicFrameLocks xmlns:a="http://schemas.openxmlformats.org/drawingml/2006/main" noChangeAspect="1"/>
+            </wp:cNvGraphicFramePr>
+            <a:graphic xmlns:a="http://schemas.openxmlformats.org/drawingml/2006/main">
+              <a:graphicData uri="http://schemas.openxmlformats.org/drawingml/2006/picture">
+                <pic:pic xmlns:pic="http://schemas.openxmlformats.org/drawingml/2006/picture">
+                  <pic:nvPicPr>
+                    <pic:cNvPr id="1" name=""/>
+                    <pic:cNvPicPr/>
+                  </pic:nvPicPr>
+                  <pic:blipFill>
+                    <a:blip r:embed="rId17"/>
+                    <a:stretch>
+                      <a:fillRect/>
+                    </a:stretch>
+                  </pic:blipFill>
+                  <pic:spPr>
+                    <a:xfrm>
+                      <a:off x="0" y="0"/>
+                      <a:ext cx="5940425" cy="1779905"/>
+                    </a:xfrm>
+                    <a:prstGeom prst="rect">
+                      <a:avLst/>
+                    </a:prstGeom>
+                  </pic:spPr>
+                </pic:pic>
+              </a:graphicData>
+            </a:graphic>
+          </wp:inline>
+        </w:drawing>
+      </w:r>
+    </w:p>
+    <w:p>
+      <w:pPr>
+        <w:spacing w:line="360" w:lineRule="auto"/>
+        <w:jc w:val="center"/>
+        <w:rPr>
+          <w:sz w:val="28"/>
+          <w:szCs w:val="28"/>
+        </w:rPr>
+      </w:pPr>
+      <w:r>
+        <w:rPr>
+          <w:sz w:val="28"/>
+          <w:szCs w:val="28"/>
+        </w:rPr>
+        <w:t>Рисунок 1</w:t>
+      </w:r>
+      <w:r>
+        <w:rPr>
+          <w:sz w:val="28"/>
+          <w:szCs w:val="28"/>
+        </w:rPr>
+        <w:t>2</w:t>
+      </w:r>
+      <w:r>
+        <w:rPr>
+          <w:sz w:val="28"/>
+          <w:szCs w:val="28"/>
+        </w:rPr>
+        <w:t xml:space="preserve">. </w:t>
+      </w:r>
+      <w:r>
+        <w:rPr>
+          <w:sz w:val="28"/>
+          <w:szCs w:val="28"/>
+        </w:rPr>
+        <w:t>Выполнение задания 4.</w:t>
+      </w:r>
+    </w:p>
+    <w:p>
+      <w:pPr>
+        <w:widowControl/>
+        <w:rPr>
+          <w:sz w:val="28"/>
+          <w:szCs w:val="28"/>
+        </w:rPr>
+      </w:pPr>
+      <w:r>
+        <w:rPr>
+          <w:sz w:val="28"/>
+          <w:szCs w:val="28"/>
+        </w:rPr>
+        <w:br w:type="page"/>
+      </w:r>
+    </w:p>
+    <w:p>
+      <w:pPr>
+        <w:spacing w:line="360" w:lineRule="auto"/>
+        <w:jc w:val="center"/>
+        <w:rPr>
+          <w:sz w:val="28"/>
+          <w:szCs w:val="28"/>
+        </w:rPr>
+      </w:pPr>
+      <w:r>
+        <w:rPr>
+          <w:sz w:val="28"/>
+          <w:szCs w:val="28"/>
+        </w:rPr>
+        <w:lastRenderedPageBreak/>
+        <w:t>ЗАДАНИЕ 5 (вариант 14).</w:t>
+      </w:r>
+    </w:p>
+    <w:p>
+      <w:pPr>
+        <w:spacing w:line="360" w:lineRule="auto"/>
+        <w:ind w:firstLine="709"/>
+        <w:jc w:val="both"/>
+        <w:rPr>
+          <w:sz w:val="28"/>
+          <w:szCs w:val="28"/>
+        </w:rPr>
+      </w:pPr>
+      <w:r>
+        <w:rPr>
+          <w:sz w:val="28"/>
+          <w:szCs w:val="28"/>
+        </w:rPr>
+        <w:t>Построить треугольник с использованием полученных неявных уравнений.</w:t>
+      </w:r>
+    </w:p>
+    <w:p>
+      <w:pPr>
+        <w:spacing w:line="360" w:lineRule="auto"/>
+        <w:jc w:val="center"/>
+        <w:rPr>
+          <w:sz w:val="28"/>
+          <w:szCs w:val="28"/>
+        </w:rPr>
+      </w:pPr>
+      <w:r>
+        <w:rPr>
+          <w:sz w:val="28"/>
+          <w:szCs w:val="28"/>
+        </w:rPr>
+        <w:t>ВЫПОЛНЕНИЕ РАБОТЫ:</w:t>
+      </w:r>
+    </w:p>
+    <w:p>
+      <w:pPr>
+        <w:spacing w:line="360" w:lineRule="auto"/>
+        <w:ind w:firstLine="709"/>
+        <w:jc w:val="both"/>
+        <w:rPr>
+          <w:sz w:val="28"/>
+          <w:szCs w:val="28"/>
+        </w:rPr>
+      </w:pPr>
+      <w:r>
+        <w:rPr>
+          <w:sz w:val="28"/>
+          <w:szCs w:val="28"/>
+        </w:rPr>
+        <w:t xml:space="preserve">В ходе выполнения данного задания при помощи неявные уравнений, которые были найдены в предыдущем задании, был построен треугольник. Формулы были приведены в необходимую форму и записаны как: </w:t>
+      </w:r>
+      <w:r>
+        <w:rPr>
+          <w:sz w:val="28"/>
+          <w:szCs w:val="28"/>
+          <w:lang w:val="en-US"/>
+        </w:rPr>
+        <w:t>y</w:t>
+      </w:r>
+      <w:r>
+        <w:rPr>
+          <w:sz w:val="28"/>
+          <w:szCs w:val="28"/>
+        </w:rPr>
+        <w:t xml:space="preserve">_1_5, </w:t>
+      </w:r>
+      <w:r>
+        <w:rPr>
+          <w:sz w:val="28"/>
+          <w:szCs w:val="28"/>
+          <w:lang w:val="en-US"/>
+        </w:rPr>
+        <w:t>y</w:t>
+      </w:r>
+      <w:r>
+        <w:rPr>
+          <w:sz w:val="28"/>
+          <w:szCs w:val="28"/>
+        </w:rPr>
+        <w:t xml:space="preserve">_2_5, </w:t>
+      </w:r>
+      <w:r>
+        <w:rPr>
+          <w:sz w:val="28"/>
+          <w:szCs w:val="28"/>
+          <w:lang w:val="en-US"/>
+        </w:rPr>
+        <w:t>y</w:t>
+      </w:r>
+      <w:r>
+        <w:rPr>
+          <w:sz w:val="28"/>
+          <w:szCs w:val="28"/>
+        </w:rPr>
+        <w:t>_3_5</w:t>
+      </w:r>
+      <w:r>
+        <w:rPr>
+          <w:sz w:val="28"/>
+          <w:szCs w:val="28"/>
+        </w:rPr>
+        <w:t>.</w:t>
+      </w:r>
+    </w:p>
+    <w:p>
+      <w:pPr>
+        <w:spacing w:line="360" w:lineRule="auto"/>
+        <w:jc w:val="center"/>
+        <w:rPr>
+          <w:sz w:val="28"/>
+          <w:szCs w:val="28"/>
+          <w:lang w:val="en-US"/>
+        </w:rPr>
+      </w:pPr>
+      <w:r>
+        <w:rPr>
+          <w:sz w:val="28"/>
+          <w:szCs w:val="28"/>
+          <w:lang w:val="en-US"/>
+        </w:rPr>
+        <w:drawing>
+          <wp:inline distT="0" distB="0" distL="0" distR="0" wp14:anchorId="67A08253" wp14:editId="0D734086">
+            <wp:extent cx="3077386" cy="3754582"/>
+            <wp:effectExtent l="0" t="0" r="0" b="0"/>
+            <wp:docPr id="13" name="Рисунок 13"/>
+            <wp:cNvGraphicFramePr>
+              <a:graphicFrameLocks xmlns:a="http://schemas.openxmlformats.org/drawingml/2006/main" noChangeAspect="1"/>
+            </wp:cNvGraphicFramePr>
+            <a:graphic xmlns:a="http://schemas.openxmlformats.org/drawingml/2006/main">
+              <a:graphicData uri="http://schemas.openxmlformats.org/drawingml/2006/picture">
+                <pic:pic xmlns:pic="http://schemas.openxmlformats.org/drawingml/2006/picture">
+                  <pic:nvPicPr>
+                    <pic:cNvPr id="1" name=""/>
+                    <pic:cNvPicPr/>
+                  </pic:nvPicPr>
+                  <pic:blipFill>
+                    <a:blip r:embed="rId18"/>
+                    <a:stretch>
+                      <a:fillRect/>
+                    </a:stretch>
+                  </pic:blipFill>
+                  <pic:spPr>
+                    <a:xfrm>
+                      <a:off x="0" y="0"/>
+                      <a:ext cx="3084919" cy="3763773"/>
+                    </a:xfrm>
+                    <a:prstGeom prst="rect">
+                      <a:avLst/>
+                    </a:prstGeom>
+                  </pic:spPr>
+                </pic:pic>
+              </a:graphicData>
+            </a:graphic>
+          </wp:inline>
+        </w:drawing>
+      </w:r>
+    </w:p>
+    <w:p>
+      <w:pPr>
+        <w:spacing w:line="360" w:lineRule="auto"/>
+        <w:jc w:val="center"/>
+        <w:rPr>
+          <w:sz w:val="28"/>
+          <w:szCs w:val="28"/>
+        </w:rPr>
+      </w:pPr>
+      <w:r>
+        <w:rPr>
+          <w:sz w:val="28"/>
+          <w:szCs w:val="28"/>
+        </w:rPr>
+        <w:t>Рисунок 1</w:t>
+      </w:r>
+      <w:r>
+        <w:rPr>
+          <w:sz w:val="28"/>
+          <w:szCs w:val="28"/>
+        </w:rPr>
+        <w:t>3</w:t>
+      </w:r>
+      <w:r>
+        <w:rPr>
+          <w:sz w:val="28"/>
+          <w:szCs w:val="28"/>
+        </w:rPr>
+        <w:t xml:space="preserve">. Выполнение задания </w:t>
+      </w:r>
+      <w:r>
+        <w:rPr>
+          <w:sz w:val="28"/>
+          <w:szCs w:val="28"/>
+        </w:rPr>
+        <w:t>5</w:t>
+      </w:r>
+      <w:r>
+        <w:rPr>
+          <w:sz w:val="28"/>
+          <w:szCs w:val="28"/>
+        </w:rPr>
+        <w:t>.</w:t>
+      </w:r>
+      <w:r>
+        <w:rPr>
+          <w:sz w:val="28"/>
+          <w:szCs w:val="28"/>
+        </w:rPr>
+        <w:t xml:space="preserve"> Построение треугольника.</w:t>
+      </w:r>
+    </w:p>
+    <w:p>
+      <w:pPr>
+        <w:spacing w:line="360" w:lineRule="auto"/>
+        <w:jc w:val="center"/>
+        <w:rPr>
+          <w:sz w:val="28"/>
+          <w:szCs w:val="28"/>
+        </w:rPr>
+      </w:pPr>
+    </w:p>
+    <w:p>
+      <w:pPr>
+        <w:spacing w:line="360" w:lineRule="auto"/>
+        <w:jc w:val="center"/>
+        <w:rPr>
+          <w:sz w:val="28"/>
+          <w:szCs w:val="28"/>
+        </w:rPr>
+      </w:pPr>
+      <w:r>
+        <w:rPr>
+          <w:sz w:val="28"/>
+          <w:szCs w:val="28"/>
+        </w:rPr>
+        <w:t>ЗАДАНИЕ 6 (вариант 14).</w:t>
       </w:r>
     </w:p>
     <w:p>
@@ -1187,7 +3139,7 @@
           <w:sz w:val="28"/>
           <w:szCs w:val="28"/>
         </w:rPr>
-        <w:t>На копии полученного рисунка другим цветом построить плоский треугольник, ребра которого соединяют середины любых трех сторон пятиугольника, вычислить его периметр. На рисунке обозначить вершины треугольника и пятиугольника точками разного цвета.</w:t>
+        <w:t>Построить треугольник с использованием полученных параметрических уравнений.</w:t>
       </w:r>
     </w:p>
     <w:p>
@@ -1205,6 +3157,1120 @@
           <w:szCs w:val="28"/>
         </w:rPr>
         <w:t>ВЫПОЛНЕНИЕ РАБОТЫ:</w:t>
+      </w:r>
+    </w:p>
+    <w:p>
+      <w:pPr>
+        <w:spacing w:line="360" w:lineRule="auto"/>
+        <w:ind w:firstLine="709"/>
+        <w:jc w:val="both"/>
+        <w:rPr>
+          <w:sz w:val="28"/>
+          <w:szCs w:val="28"/>
+        </w:rPr>
+      </w:pPr>
+      <w:r>
+        <w:rPr>
+          <w:sz w:val="28"/>
+          <w:szCs w:val="28"/>
+        </w:rPr>
+        <w:t xml:space="preserve">В ходе выполнения данного задания при помощи </w:t>
+      </w:r>
+      <w:r>
+        <w:rPr>
+          <w:sz w:val="28"/>
+          <w:szCs w:val="28"/>
+        </w:rPr>
+        <w:t>параметрических</w:t>
+      </w:r>
+      <w:r>
+        <w:rPr>
+          <w:sz w:val="28"/>
+          <w:szCs w:val="28"/>
+        </w:rPr>
+        <w:t xml:space="preserve"> уравнений, которые были найдены </w:t>
+      </w:r>
+      <w:r>
+        <w:rPr>
+          <w:sz w:val="28"/>
+          <w:szCs w:val="28"/>
+        </w:rPr>
+        <w:t>в задании номер 4</w:t>
+      </w:r>
+      <w:r>
+        <w:rPr>
+          <w:sz w:val="28"/>
+          <w:szCs w:val="28"/>
+        </w:rPr>
+        <w:t xml:space="preserve">, был построен треугольник. </w:t>
+      </w:r>
+      <w:r>
+        <w:rPr>
+          <w:sz w:val="28"/>
+          <w:szCs w:val="28"/>
+        </w:rPr>
+        <w:t>Для решения записал уравнения в векторном виде.</w:t>
+      </w:r>
+    </w:p>
+    <w:p>
+      <w:pPr>
+        <w:pStyle w:val="a8"/>
+        <w:spacing w:line="360" w:lineRule="auto"/>
+        <w:jc w:val="center"/>
+        <w:rPr>
+          <w:rFonts w:ascii="Times New Roman" w:hAnsi="Times New Roman"/>
+          <w:sz w:val="28"/>
+          <w:szCs w:val="28"/>
+          <w:lang w:val="ru-RU"/>
+        </w:rPr>
+      </w:pPr>
+      <w:r>
+        <w:rPr>
+          <w:rFonts w:ascii="Times New Roman" w:hAnsi="Times New Roman"/>
+          <w:sz w:val="28"/>
+          <w:szCs w:val="28"/>
+          <w:lang w:val="ru-RU"/>
+        </w:rPr>
+        <w:lastRenderedPageBreak/>
+        <w:drawing>
+          <wp:inline distT="0" distB="0" distL="0" distR="0" wp14:anchorId="0A9A0F85" wp14:editId="1675CBF1">
+            <wp:extent cx="4804913" cy="3795650"/>
+            <wp:effectExtent l="0" t="0" r="0" b="0"/>
+            <wp:docPr id="14" name="Рисунок 14"/>
+            <wp:cNvGraphicFramePr>
+              <a:graphicFrameLocks xmlns:a="http://schemas.openxmlformats.org/drawingml/2006/main" noChangeAspect="1"/>
+            </wp:cNvGraphicFramePr>
+            <a:graphic xmlns:a="http://schemas.openxmlformats.org/drawingml/2006/main">
+              <a:graphicData uri="http://schemas.openxmlformats.org/drawingml/2006/picture">
+                <pic:pic xmlns:pic="http://schemas.openxmlformats.org/drawingml/2006/picture">
+                  <pic:nvPicPr>
+                    <pic:cNvPr id="1" name=""/>
+                    <pic:cNvPicPr/>
+                  </pic:nvPicPr>
+                  <pic:blipFill>
+                    <a:blip r:embed="rId19"/>
+                    <a:stretch>
+                      <a:fillRect/>
+                    </a:stretch>
+                  </pic:blipFill>
+                  <pic:spPr>
+                    <a:xfrm>
+                      <a:off x="0" y="0"/>
+                      <a:ext cx="4810537" cy="3800092"/>
+                    </a:xfrm>
+                    <a:prstGeom prst="rect">
+                      <a:avLst/>
+                    </a:prstGeom>
+                  </pic:spPr>
+                </pic:pic>
+              </a:graphicData>
+            </a:graphic>
+          </wp:inline>
+        </w:drawing>
+      </w:r>
+    </w:p>
+    <w:p>
+      <w:pPr>
+        <w:spacing w:line="360" w:lineRule="auto"/>
+        <w:jc w:val="center"/>
+        <w:rPr>
+          <w:sz w:val="28"/>
+          <w:szCs w:val="28"/>
+        </w:rPr>
+      </w:pPr>
+      <w:r>
+        <w:rPr>
+          <w:sz w:val="28"/>
+          <w:szCs w:val="28"/>
+        </w:rPr>
+        <w:t>Рисунок 1</w:t>
+      </w:r>
+      <w:r>
+        <w:rPr>
+          <w:sz w:val="28"/>
+          <w:szCs w:val="28"/>
+        </w:rPr>
+        <w:t>4</w:t>
+      </w:r>
+      <w:r>
+        <w:rPr>
+          <w:sz w:val="28"/>
+          <w:szCs w:val="28"/>
+        </w:rPr>
+        <w:t xml:space="preserve">. Выполнение задания </w:t>
+      </w:r>
+      <w:r>
+        <w:rPr>
+          <w:sz w:val="28"/>
+          <w:szCs w:val="28"/>
+        </w:rPr>
+        <w:t>6</w:t>
+      </w:r>
+      <w:r>
+        <w:rPr>
+          <w:sz w:val="28"/>
+          <w:szCs w:val="28"/>
+        </w:rPr>
+        <w:t>. Построение треугольника.</w:t>
+      </w:r>
+    </w:p>
+    <w:p>
+      <w:pPr>
+        <w:spacing w:line="360" w:lineRule="auto"/>
+        <w:ind w:firstLine="708"/>
+        <w:jc w:val="both"/>
+        <w:rPr>
+          <w:sz w:val="28"/>
+          <w:szCs w:val="28"/>
+        </w:rPr>
+      </w:pPr>
+    </w:p>
+    <w:p>
+      <w:pPr>
+        <w:spacing w:line="360" w:lineRule="auto"/>
+        <w:jc w:val="center"/>
+        <w:rPr>
+          <w:sz w:val="28"/>
+          <w:szCs w:val="28"/>
+        </w:rPr>
+      </w:pPr>
+      <w:r>
+        <w:rPr>
+          <w:sz w:val="28"/>
+          <w:szCs w:val="28"/>
+        </w:rPr>
+        <w:t>ЗАДАНИЕ 7 (вариант 14).</w:t>
+      </w:r>
+    </w:p>
+    <w:p>
+      <w:pPr>
+        <w:spacing w:line="360" w:lineRule="auto"/>
+        <w:ind w:firstLine="709"/>
+        <w:jc w:val="both"/>
+        <w:rPr>
+          <w:sz w:val="28"/>
+          <w:szCs w:val="28"/>
+        </w:rPr>
+      </w:pPr>
+      <w:r>
+        <w:rPr>
+          <w:sz w:val="28"/>
+          <w:szCs w:val="28"/>
+        </w:rPr>
+        <w:t>На новой копии рисунка п.2 другим цветом через вершину (x</w:t>
+      </w:r>
+      <w:proofErr w:type="gramStart"/>
+      <w:r>
+        <w:rPr>
+          <w:sz w:val="28"/>
+          <w:szCs w:val="28"/>
+        </w:rPr>
+        <w:t>1,y</w:t>
+      </w:r>
+      <w:proofErr w:type="gramEnd"/>
+      <w:r>
+        <w:rPr>
+          <w:sz w:val="28"/>
+          <w:szCs w:val="28"/>
+        </w:rPr>
+        <w:t>1) провести отрезок прямой, параллельный стороне (x3,y3)-(x4,y4) пятиугольника. Отрезок должен быть равен по длине стороне (x</w:t>
+      </w:r>
+      <w:proofErr w:type="gramStart"/>
+      <w:r>
+        <w:rPr>
+          <w:sz w:val="28"/>
+          <w:szCs w:val="28"/>
+        </w:rPr>
+        <w:t>3,y</w:t>
+      </w:r>
+      <w:proofErr w:type="gramEnd"/>
+      <w:r>
+        <w:rPr>
+          <w:sz w:val="28"/>
+          <w:szCs w:val="28"/>
+        </w:rPr>
+        <w:t>3)-(x4,y4) и точка (x1,y1) должна делить его пополам.</w:t>
+      </w:r>
+    </w:p>
+    <w:p>
+      <w:pPr>
+        <w:spacing w:line="360" w:lineRule="auto"/>
+        <w:jc w:val="center"/>
+        <w:rPr>
+          <w:sz w:val="28"/>
+          <w:szCs w:val="28"/>
+        </w:rPr>
+      </w:pPr>
+      <w:r>
+        <w:rPr>
+          <w:sz w:val="28"/>
+          <w:szCs w:val="28"/>
+        </w:rPr>
+        <w:t>ВЫПОЛНЕНИЕ РАБОТЫ:</w:t>
+      </w:r>
+    </w:p>
+    <w:p>
+      <w:pPr>
+        <w:spacing w:line="360" w:lineRule="auto"/>
+        <w:ind w:firstLine="709"/>
+        <w:jc w:val="both"/>
+        <w:rPr>
+          <w:sz w:val="28"/>
+          <w:szCs w:val="28"/>
+        </w:rPr>
+      </w:pPr>
+      <w:r>
+        <w:rPr>
+          <w:sz w:val="28"/>
+          <w:szCs w:val="28"/>
+        </w:rPr>
+        <w:t xml:space="preserve">В ходе выполнения данного задания был проведен отрезок прямой, параллельный и равный стороне </w:t>
+      </w:r>
+      <w:r>
+        <w:rPr>
+          <w:sz w:val="28"/>
+          <w:szCs w:val="28"/>
+        </w:rPr>
+        <w:t>(x</w:t>
+      </w:r>
+      <w:proofErr w:type="gramStart"/>
+      <w:r>
+        <w:rPr>
+          <w:sz w:val="28"/>
+          <w:szCs w:val="28"/>
+        </w:rPr>
+        <w:t>3,y</w:t>
+      </w:r>
+      <w:proofErr w:type="gramEnd"/>
+      <w:r>
+        <w:rPr>
+          <w:sz w:val="28"/>
+          <w:szCs w:val="28"/>
+        </w:rPr>
+        <w:t>3)-(x4,y4) пятиугольника</w:t>
+      </w:r>
+      <w:r>
+        <w:rPr>
+          <w:sz w:val="28"/>
+          <w:szCs w:val="28"/>
+        </w:rPr>
+        <w:t xml:space="preserve">. </w:t>
+      </w:r>
+      <w:r>
+        <w:rPr>
+          <w:sz w:val="28"/>
+          <w:szCs w:val="28"/>
+        </w:rPr>
+        <w:t xml:space="preserve">Для этого отрезок был смещен к точке </w:t>
+      </w:r>
+      <w:r>
+        <w:rPr>
+          <w:sz w:val="28"/>
+          <w:szCs w:val="28"/>
+          <w:lang w:val="en-US"/>
+        </w:rPr>
+        <w:t>p1</w:t>
+      </w:r>
+      <w:r>
+        <w:rPr>
+          <w:sz w:val="28"/>
+          <w:szCs w:val="28"/>
+        </w:rPr>
+        <w:t>.</w:t>
+      </w:r>
+    </w:p>
+    <w:p>
+      <w:pPr>
+        <w:pStyle w:val="a8"/>
+        <w:spacing w:line="360" w:lineRule="auto"/>
+        <w:jc w:val="center"/>
+        <w:rPr>
+          <w:rFonts w:ascii="Times New Roman" w:hAnsi="Times New Roman"/>
+          <w:sz w:val="28"/>
+          <w:szCs w:val="28"/>
+          <w:lang w:val="ru-RU"/>
+        </w:rPr>
+      </w:pPr>
+      <w:r>
+        <w:rPr>
+          <w:rFonts w:ascii="Times New Roman" w:hAnsi="Times New Roman"/>
+          <w:sz w:val="28"/>
+          <w:szCs w:val="28"/>
+          <w:lang w:val="ru-RU"/>
+        </w:rPr>
+        <w:lastRenderedPageBreak/>
+        <w:drawing>
+          <wp:inline distT="0" distB="0" distL="0" distR="0" wp14:anchorId="192C5BDB" wp14:editId="2E1EDF04">
+            <wp:extent cx="2825623" cy="3830608"/>
+            <wp:effectExtent l="0" t="0" r="0" b="0"/>
+            <wp:docPr id="15" name="Рисунок 15"/>
+            <wp:cNvGraphicFramePr>
+              <a:graphicFrameLocks xmlns:a="http://schemas.openxmlformats.org/drawingml/2006/main" noChangeAspect="1"/>
+            </wp:cNvGraphicFramePr>
+            <a:graphic xmlns:a="http://schemas.openxmlformats.org/drawingml/2006/main">
+              <a:graphicData uri="http://schemas.openxmlformats.org/drawingml/2006/picture">
+                <pic:pic xmlns:pic="http://schemas.openxmlformats.org/drawingml/2006/picture">
+                  <pic:nvPicPr>
+                    <pic:cNvPr id="1" name=""/>
+                    <pic:cNvPicPr/>
+                  </pic:nvPicPr>
+                  <pic:blipFill rotWithShape="1">
+                    <a:blip r:embed="rId20"/>
+                    <a:srcRect t="883" b="1482"/>
+                    <a:stretch/>
+                  </pic:blipFill>
+                  <pic:spPr bwMode="auto">
+                    <a:xfrm>
+                      <a:off x="0" y="0"/>
+                      <a:ext cx="2849225" cy="3862605"/>
+                    </a:xfrm>
+                    <a:prstGeom prst="rect">
+                      <a:avLst/>
+                    </a:prstGeom>
+                    <a:ln>
+                      <a:noFill/>
+                    </a:ln>
+                    <a:extLst>
+                      <a:ext uri="{53640926-AAD7-44D8-BBD7-CCE9431645EC}">
+                        <a14:shadowObscured xmlns:a14="http://schemas.microsoft.com/office/drawing/2010/main"/>
+                      </a:ext>
+                    </a:extLst>
+                  </pic:spPr>
+                </pic:pic>
+              </a:graphicData>
+            </a:graphic>
+          </wp:inline>
+        </w:drawing>
+      </w:r>
+    </w:p>
+    <w:p>
+      <w:pPr>
+        <w:spacing w:line="360" w:lineRule="auto"/>
+        <w:jc w:val="center"/>
+        <w:rPr>
+          <w:sz w:val="28"/>
+          <w:szCs w:val="28"/>
+        </w:rPr>
+      </w:pPr>
+      <w:r>
+        <w:rPr>
+          <w:sz w:val="28"/>
+          <w:szCs w:val="28"/>
+        </w:rPr>
+        <w:t>Рисунок 1</w:t>
+      </w:r>
+      <w:r>
+        <w:rPr>
+          <w:sz w:val="28"/>
+          <w:szCs w:val="28"/>
+        </w:rPr>
+        <w:t>5</w:t>
+      </w:r>
+      <w:r>
+        <w:rPr>
+          <w:sz w:val="28"/>
+          <w:szCs w:val="28"/>
+        </w:rPr>
+        <w:t xml:space="preserve">. Выполнение задания </w:t>
+      </w:r>
+      <w:r>
+        <w:rPr>
+          <w:sz w:val="28"/>
+          <w:szCs w:val="28"/>
+        </w:rPr>
+        <w:t>7</w:t>
+      </w:r>
+      <w:r>
+        <w:rPr>
+          <w:sz w:val="28"/>
+          <w:szCs w:val="28"/>
+        </w:rPr>
+        <w:t>.</w:t>
+      </w:r>
+    </w:p>
+    <w:p>
+      <w:pPr>
+        <w:spacing w:line="360" w:lineRule="auto"/>
+        <w:jc w:val="center"/>
+        <w:rPr>
+          <w:sz w:val="28"/>
+          <w:szCs w:val="28"/>
+        </w:rPr>
+      </w:pPr>
+    </w:p>
+    <w:p>
+      <w:pPr>
+        <w:spacing w:line="360" w:lineRule="auto"/>
+        <w:jc w:val="center"/>
+        <w:rPr>
+          <w:sz w:val="28"/>
+          <w:szCs w:val="28"/>
+        </w:rPr>
+      </w:pPr>
+      <w:r>
+        <w:rPr>
+          <w:sz w:val="28"/>
+          <w:szCs w:val="28"/>
+        </w:rPr>
+        <w:t>ЗАДАНИЕ 8 (вариант 14).</w:t>
+      </w:r>
+    </w:p>
+    <w:p>
+      <w:pPr>
+        <w:spacing w:line="360" w:lineRule="auto"/>
+        <w:ind w:firstLine="709"/>
+        <w:jc w:val="both"/>
+        <w:rPr>
+          <w:sz w:val="28"/>
+          <w:szCs w:val="28"/>
+        </w:rPr>
+      </w:pPr>
+      <w:r>
+        <w:rPr>
+          <w:sz w:val="28"/>
+          <w:szCs w:val="28"/>
+        </w:rPr>
+        <w:t>На новой копии рисунка п.2 найти точку пересечения двух прямых, которым принадлежат стороны (x</w:t>
+      </w:r>
+      <w:proofErr w:type="gramStart"/>
+      <w:r>
+        <w:rPr>
+          <w:sz w:val="28"/>
+          <w:szCs w:val="28"/>
+        </w:rPr>
+        <w:t>2,y</w:t>
+      </w:r>
+      <w:proofErr w:type="gramEnd"/>
+      <w:r>
+        <w:rPr>
+          <w:sz w:val="28"/>
+          <w:szCs w:val="28"/>
+        </w:rPr>
+        <w:t>2)-(x3,y3) и (x4,y4)-(x5,y5) пятиугольника. Обозначить ее «p6». Провести на рисунке другим цветом отрезки прямых, соединяющие найденную точку с отрезками (x</w:t>
+      </w:r>
+      <w:proofErr w:type="gramStart"/>
+      <w:r>
+        <w:rPr>
+          <w:sz w:val="28"/>
+          <w:szCs w:val="28"/>
+        </w:rPr>
+        <w:t>2,y</w:t>
+      </w:r>
+      <w:proofErr w:type="gramEnd"/>
+      <w:r>
+        <w:rPr>
+          <w:sz w:val="28"/>
+          <w:szCs w:val="28"/>
+        </w:rPr>
+        <w:t>2)-(x3,y3) и (x4,y4)-(x5,y5). Найти угол между этими отрезками.</w:t>
+      </w:r>
+    </w:p>
+    <w:p>
+      <w:pPr>
+        <w:spacing w:line="360" w:lineRule="auto"/>
+        <w:jc w:val="center"/>
+        <w:rPr>
+          <w:sz w:val="28"/>
+          <w:szCs w:val="28"/>
+        </w:rPr>
+      </w:pPr>
+      <w:r>
+        <w:rPr>
+          <w:sz w:val="28"/>
+          <w:szCs w:val="28"/>
+        </w:rPr>
+        <w:t>ВЫПОЛНЕНИЕ РАБОТЫ:</w:t>
+      </w:r>
+    </w:p>
+    <w:p>
+      <w:pPr>
+        <w:spacing w:line="360" w:lineRule="auto"/>
+        <w:ind w:firstLine="709"/>
+        <w:jc w:val="both"/>
+        <w:rPr>
+          <w:sz w:val="28"/>
+          <w:szCs w:val="28"/>
+        </w:rPr>
+      </w:pPr>
+      <w:r>
+        <w:rPr>
+          <w:sz w:val="28"/>
+          <w:szCs w:val="28"/>
+        </w:rPr>
+        <w:t xml:space="preserve">Для выполнения данного задания были построены прямые </w:t>
+      </w:r>
+      <w:r>
+        <w:rPr>
+          <w:sz w:val="28"/>
+          <w:szCs w:val="28"/>
+        </w:rPr>
+        <w:t>(x</w:t>
+      </w:r>
+      <w:proofErr w:type="gramStart"/>
+      <w:r>
+        <w:rPr>
+          <w:sz w:val="28"/>
+          <w:szCs w:val="28"/>
+        </w:rPr>
+        <w:t>2,y</w:t>
+      </w:r>
+      <w:proofErr w:type="gramEnd"/>
+      <w:r>
+        <w:rPr>
+          <w:sz w:val="28"/>
+          <w:szCs w:val="28"/>
+        </w:rPr>
+        <w:t>2)-(x3,y3) и (x4,y4)-(x5,y5)</w:t>
+      </w:r>
+      <w:r>
+        <w:rPr>
+          <w:sz w:val="28"/>
+          <w:szCs w:val="28"/>
+        </w:rPr>
+        <w:t>. Затем была найдена точка их пересечения и отмечена на графике синим цветом.</w:t>
+      </w:r>
+    </w:p>
+    <w:p>
+      <w:pPr>
+        <w:spacing w:line="360" w:lineRule="auto"/>
+        <w:jc w:val="center"/>
+        <w:rPr>
+          <w:sz w:val="28"/>
+          <w:szCs w:val="28"/>
+          <w:lang w:val="en-US"/>
+        </w:rPr>
+      </w:pPr>
+      <w:r>
+        <w:rPr>
+          <w:sz w:val="28"/>
+          <w:szCs w:val="28"/>
+          <w:lang w:val="en-US"/>
+        </w:rPr>
+        <w:lastRenderedPageBreak/>
+        <w:drawing>
+          <wp:inline distT="0" distB="0" distL="0" distR="0" wp14:anchorId="6E5AFA12" wp14:editId="2D1047C1">
+            <wp:extent cx="4238779" cy="6219646"/>
+            <wp:effectExtent l="0" t="0" r="0" b="0"/>
+            <wp:docPr id="16" name="Рисунок 16"/>
+            <wp:cNvGraphicFramePr>
+              <a:graphicFrameLocks xmlns:a="http://schemas.openxmlformats.org/drawingml/2006/main" noChangeAspect="1"/>
+            </wp:cNvGraphicFramePr>
+            <a:graphic xmlns:a="http://schemas.openxmlformats.org/drawingml/2006/main">
+              <a:graphicData uri="http://schemas.openxmlformats.org/drawingml/2006/picture">
+                <pic:pic xmlns:pic="http://schemas.openxmlformats.org/drawingml/2006/picture">
+                  <pic:nvPicPr>
+                    <pic:cNvPr id="1" name=""/>
+                    <pic:cNvPicPr/>
+                  </pic:nvPicPr>
+                  <pic:blipFill>
+                    <a:blip r:embed="rId21"/>
+                    <a:stretch>
+                      <a:fillRect/>
+                    </a:stretch>
+                  </pic:blipFill>
+                  <pic:spPr>
+                    <a:xfrm>
+                      <a:off x="0" y="0"/>
+                      <a:ext cx="4241991" cy="6224359"/>
+                    </a:xfrm>
+                    <a:prstGeom prst="rect">
+                      <a:avLst/>
+                    </a:prstGeom>
+                  </pic:spPr>
+                </pic:pic>
+              </a:graphicData>
+            </a:graphic>
+          </wp:inline>
+        </w:drawing>
+      </w:r>
+    </w:p>
+    <w:p>
+      <w:pPr>
+        <w:spacing w:line="360" w:lineRule="auto"/>
+        <w:jc w:val="center"/>
+        <w:rPr>
+          <w:sz w:val="28"/>
+          <w:szCs w:val="28"/>
+        </w:rPr>
+      </w:pPr>
+      <w:r>
+        <w:rPr>
+          <w:sz w:val="28"/>
+          <w:szCs w:val="28"/>
+        </w:rPr>
+        <w:t>Рисунок 1</w:t>
+      </w:r>
+      <w:r>
+        <w:rPr>
+          <w:sz w:val="28"/>
+          <w:szCs w:val="28"/>
+        </w:rPr>
+        <w:t>6</w:t>
+      </w:r>
+      <w:r>
+        <w:rPr>
+          <w:sz w:val="28"/>
+          <w:szCs w:val="28"/>
+        </w:rPr>
+        <w:t xml:space="preserve">. Выполнение задания </w:t>
+      </w:r>
+      <w:r>
+        <w:rPr>
+          <w:sz w:val="28"/>
+          <w:szCs w:val="28"/>
+        </w:rPr>
+        <w:t>8</w:t>
+      </w:r>
+      <w:r>
+        <w:rPr>
+          <w:sz w:val="28"/>
+          <w:szCs w:val="28"/>
+        </w:rPr>
+        <w:t>.</w:t>
+      </w:r>
+    </w:p>
+    <w:p>
+      <w:pPr>
+        <w:spacing w:line="360" w:lineRule="auto"/>
+        <w:jc w:val="center"/>
+        <w:rPr>
+          <w:sz w:val="28"/>
+          <w:szCs w:val="28"/>
+        </w:rPr>
+      </w:pPr>
+    </w:p>
+    <w:p>
+      <w:pPr>
+        <w:spacing w:line="360" w:lineRule="auto"/>
+        <w:jc w:val="center"/>
+        <w:rPr>
+          <w:sz w:val="28"/>
+          <w:szCs w:val="28"/>
+        </w:rPr>
+      </w:pPr>
+      <w:r>
+        <w:rPr>
+          <w:sz w:val="28"/>
+          <w:szCs w:val="28"/>
+        </w:rPr>
+        <w:t>ЗАДАНИЕ 9 (вариант 14).</w:t>
+      </w:r>
+    </w:p>
+    <w:p>
+      <w:pPr>
+        <w:spacing w:line="360" w:lineRule="auto"/>
+        <w:ind w:firstLine="709"/>
+        <w:jc w:val="both"/>
+        <w:rPr>
+          <w:sz w:val="28"/>
+          <w:szCs w:val="28"/>
+        </w:rPr>
+      </w:pPr>
+      <w:r>
+        <w:rPr>
+          <w:sz w:val="28"/>
+          <w:szCs w:val="28"/>
+        </w:rPr>
+        <w:t>На новой копии рисунка п.2 построить точку, являющуюся симметричной для вершины (x</w:t>
+      </w:r>
+      <w:proofErr w:type="gramStart"/>
+      <w:r>
+        <w:rPr>
+          <w:sz w:val="28"/>
+          <w:szCs w:val="28"/>
+        </w:rPr>
+        <w:t>1,y</w:t>
+      </w:r>
+      <w:proofErr w:type="gramEnd"/>
+      <w:r>
+        <w:rPr>
+          <w:sz w:val="28"/>
+          <w:szCs w:val="28"/>
+        </w:rPr>
+        <w:t>1) относительно прямой, которой принадлежит сторона (x3,y3)-(x4,y4) пятиугольника. Обозначить её цветом и надписью.</w:t>
+      </w:r>
+    </w:p>
+    <w:p>
+      <w:pPr>
+        <w:spacing w:line="360" w:lineRule="auto"/>
+        <w:jc w:val="center"/>
+        <w:rPr>
+          <w:sz w:val="28"/>
+          <w:szCs w:val="28"/>
+        </w:rPr>
+      </w:pPr>
+      <w:r>
+        <w:rPr>
+          <w:sz w:val="28"/>
+          <w:szCs w:val="28"/>
+        </w:rPr>
+        <w:t>ВЫПОЛНЕНИЕ РАБОТЫ:</w:t>
+      </w:r>
+    </w:p>
+    <w:p>
+      <w:pPr>
+        <w:spacing w:line="360" w:lineRule="auto"/>
+        <w:ind w:firstLine="709"/>
+        <w:jc w:val="both"/>
+        <w:rPr>
+          <w:sz w:val="28"/>
+          <w:szCs w:val="28"/>
+        </w:rPr>
+      </w:pPr>
+      <w:r>
+        <w:rPr>
+          <w:sz w:val="28"/>
+          <w:szCs w:val="28"/>
+        </w:rPr>
+        <w:t xml:space="preserve">В ходе выполнения данного задания было проведено несколько </w:t>
+      </w:r>
+      <w:r>
+        <w:rPr>
+          <w:sz w:val="28"/>
+          <w:szCs w:val="28"/>
+        </w:rPr>
+        <w:lastRenderedPageBreak/>
+        <w:t xml:space="preserve">дополнительных прямых: прямая </w:t>
+      </w:r>
+      <w:r>
+        <w:rPr>
+          <w:sz w:val="28"/>
+          <w:szCs w:val="28"/>
+        </w:rPr>
+        <w:t>(x</w:t>
+      </w:r>
+      <w:proofErr w:type="gramStart"/>
+      <w:r>
+        <w:rPr>
+          <w:sz w:val="28"/>
+          <w:szCs w:val="28"/>
+        </w:rPr>
+        <w:t>3,y</w:t>
+      </w:r>
+      <w:proofErr w:type="gramEnd"/>
+      <w:r>
+        <w:rPr>
+          <w:sz w:val="28"/>
+          <w:szCs w:val="28"/>
+        </w:rPr>
+        <w:t>3)-(x4,y4)</w:t>
+      </w:r>
+      <w:r>
+        <w:rPr>
+          <w:sz w:val="28"/>
+          <w:szCs w:val="28"/>
+        </w:rPr>
+        <w:t xml:space="preserve"> и перпендикуляр к ней. Точка пересечения этих прямых является медианой отрезка </w:t>
+      </w:r>
+      <w:r>
+        <w:rPr>
+          <w:sz w:val="28"/>
+          <w:szCs w:val="28"/>
+        </w:rPr>
+        <w:t>(x</w:t>
+      </w:r>
+      <w:proofErr w:type="gramStart"/>
+      <w:r>
+        <w:rPr>
+          <w:sz w:val="28"/>
+          <w:szCs w:val="28"/>
+        </w:rPr>
+        <w:t>1,y</w:t>
+      </w:r>
+      <w:proofErr w:type="gramEnd"/>
+      <w:r>
+        <w:rPr>
+          <w:sz w:val="28"/>
+          <w:szCs w:val="28"/>
+        </w:rPr>
+        <w:t>1)</w:t>
+      </w:r>
+      <w:r>
+        <w:rPr>
+          <w:sz w:val="28"/>
+          <w:szCs w:val="28"/>
+        </w:rPr>
+        <w:t xml:space="preserve"> и точкой, симметричной для данной вершины. Таким образом была найдена необходимая точка, симметричная для вершины (</w:t>
+      </w:r>
+      <w:r>
+        <w:rPr>
+          <w:sz w:val="28"/>
+          <w:szCs w:val="28"/>
+        </w:rPr>
+        <w:t>x</w:t>
+      </w:r>
+      <w:proofErr w:type="gramStart"/>
+      <w:r>
+        <w:rPr>
+          <w:sz w:val="28"/>
+          <w:szCs w:val="28"/>
+        </w:rPr>
+        <w:t>1,y</w:t>
+      </w:r>
+      <w:proofErr w:type="gramEnd"/>
+      <w:r>
+        <w:rPr>
+          <w:sz w:val="28"/>
+          <w:szCs w:val="28"/>
+        </w:rPr>
+        <w:t>1)</w:t>
+      </w:r>
+      <w:r>
+        <w:rPr>
+          <w:sz w:val="28"/>
+          <w:szCs w:val="28"/>
+        </w:rPr>
+        <w:t xml:space="preserve"> относительно </w:t>
+      </w:r>
+      <w:r>
+        <w:rPr>
+          <w:sz w:val="28"/>
+          <w:szCs w:val="28"/>
+        </w:rPr>
+        <w:t>(x3,y3)-(x4,y4)</w:t>
+      </w:r>
+      <w:r>
+        <w:rPr>
+          <w:sz w:val="28"/>
+          <w:szCs w:val="28"/>
+        </w:rPr>
+        <w:t>.</w:t>
+      </w:r>
+    </w:p>
+    <w:p>
+      <w:pPr>
+        <w:pStyle w:val="a8"/>
+        <w:spacing w:line="360" w:lineRule="auto"/>
+        <w:jc w:val="center"/>
+        <w:rPr>
+          <w:rFonts w:ascii="Times New Roman" w:hAnsi="Times New Roman"/>
+          <w:sz w:val="28"/>
+          <w:szCs w:val="28"/>
+          <w:lang w:val="ru-RU"/>
+        </w:rPr>
+      </w:pPr>
+      <w:r>
+        <w:rPr>
+          <w:rFonts w:ascii="Times New Roman" w:hAnsi="Times New Roman"/>
+          <w:sz w:val="28"/>
+          <w:szCs w:val="28"/>
+          <w:lang w:val="ru-RU"/>
+        </w:rPr>
+        <w:drawing>
+          <wp:inline distT="0" distB="0" distL="0" distR="0" wp14:anchorId="748A96EE" wp14:editId="7D684845">
+            <wp:extent cx="2624943" cy="2782165"/>
+            <wp:effectExtent l="0" t="0" r="0" b="0"/>
+            <wp:docPr id="17" name="Рисунок 17"/>
+            <wp:cNvGraphicFramePr>
+              <a:graphicFrameLocks xmlns:a="http://schemas.openxmlformats.org/drawingml/2006/main" noChangeAspect="1"/>
+            </wp:cNvGraphicFramePr>
+            <a:graphic xmlns:a="http://schemas.openxmlformats.org/drawingml/2006/main">
+              <a:graphicData uri="http://schemas.openxmlformats.org/drawingml/2006/picture">
+                <pic:pic xmlns:pic="http://schemas.openxmlformats.org/drawingml/2006/picture">
+                  <pic:nvPicPr>
+                    <pic:cNvPr id="1" name=""/>
+                    <pic:cNvPicPr/>
+                  </pic:nvPicPr>
+                  <pic:blipFill>
+                    <a:blip r:embed="rId22"/>
+                    <a:stretch>
+                      <a:fillRect/>
+                    </a:stretch>
+                  </pic:blipFill>
+                  <pic:spPr>
+                    <a:xfrm>
+                      <a:off x="0" y="0"/>
+                      <a:ext cx="2638533" cy="2796568"/>
+                    </a:xfrm>
+                    <a:prstGeom prst="rect">
+                      <a:avLst/>
+                    </a:prstGeom>
+                  </pic:spPr>
+                </pic:pic>
+              </a:graphicData>
+            </a:graphic>
+          </wp:inline>
+        </w:drawing>
+      </w:r>
+    </w:p>
+    <w:p>
+      <w:pPr>
+        <w:spacing w:line="360" w:lineRule="auto"/>
+        <w:jc w:val="center"/>
+        <w:rPr>
+          <w:sz w:val="28"/>
+          <w:szCs w:val="28"/>
+        </w:rPr>
+      </w:pPr>
+      <w:r>
+        <w:rPr>
+          <w:sz w:val="28"/>
+          <w:szCs w:val="28"/>
+        </w:rPr>
+        <w:t>Рисунок 1</w:t>
+      </w:r>
+      <w:r>
+        <w:rPr>
+          <w:sz w:val="28"/>
+          <w:szCs w:val="28"/>
+        </w:rPr>
+        <w:t>7</w:t>
+      </w:r>
+      <w:r>
+        <w:rPr>
+          <w:sz w:val="28"/>
+          <w:szCs w:val="28"/>
+        </w:rPr>
+        <w:t xml:space="preserve">. Выполнение задания </w:t>
+      </w:r>
+      <w:r>
+        <w:rPr>
+          <w:sz w:val="28"/>
+          <w:szCs w:val="28"/>
+        </w:rPr>
+        <w:t>9</w:t>
+      </w:r>
+      <w:r>
+        <w:rPr>
+          <w:sz w:val="28"/>
+          <w:szCs w:val="28"/>
+        </w:rPr>
+        <w:t>.</w:t>
+      </w:r>
+      <w:r>
+        <w:rPr>
+          <w:sz w:val="28"/>
+          <w:szCs w:val="28"/>
+        </w:rPr>
+        <w:t xml:space="preserve"> Часть 1.</w:t>
+      </w:r>
+    </w:p>
+    <w:p>
+      <w:pPr>
+        <w:spacing w:line="360" w:lineRule="auto"/>
+        <w:jc w:val="center"/>
+        <w:rPr>
+          <w:sz w:val="28"/>
+          <w:szCs w:val="28"/>
+        </w:rPr>
+      </w:pPr>
+      <w:r>
+        <w:rPr>
+          <w:sz w:val="28"/>
+          <w:szCs w:val="28"/>
+          <w:lang w:val="en-US"/>
+        </w:rPr>
+        <w:lastRenderedPageBreak/>
+        <w:drawing>
+          <wp:inline distT="0" distB="0" distL="0" distR="0" wp14:anchorId="0F2E3E4B" wp14:editId="3830640D">
+            <wp:extent cx="3483342" cy="5320146"/>
+            <wp:effectExtent l="0" t="0" r="0" b="0"/>
+            <wp:docPr id="19" name="Рисунок 19"/>
+            <wp:cNvGraphicFramePr>
+              <a:graphicFrameLocks xmlns:a="http://schemas.openxmlformats.org/drawingml/2006/main" noChangeAspect="1"/>
+            </wp:cNvGraphicFramePr>
+            <a:graphic xmlns:a="http://schemas.openxmlformats.org/drawingml/2006/main">
+              <a:graphicData uri="http://schemas.openxmlformats.org/drawingml/2006/picture">
+                <pic:pic xmlns:pic="http://schemas.openxmlformats.org/drawingml/2006/picture">
+                  <pic:nvPicPr>
+                    <pic:cNvPr id="1" name=""/>
+                    <pic:cNvPicPr/>
+                  </pic:nvPicPr>
+                  <pic:blipFill>
+                    <a:blip r:embed="rId23"/>
+                    <a:stretch>
+                      <a:fillRect/>
+                    </a:stretch>
+                  </pic:blipFill>
+                  <pic:spPr>
+                    <a:xfrm>
+                      <a:off x="0" y="0"/>
+                      <a:ext cx="3489351" cy="5329323"/>
+                    </a:xfrm>
+                    <a:prstGeom prst="rect">
+                      <a:avLst/>
+                    </a:prstGeom>
+                  </pic:spPr>
+                </pic:pic>
+              </a:graphicData>
+            </a:graphic>
+          </wp:inline>
+        </w:drawing>
+      </w:r>
+    </w:p>
+    <w:p>
+      <w:pPr>
+        <w:spacing w:line="360" w:lineRule="auto"/>
+        <w:jc w:val="center"/>
+        <w:rPr>
+          <w:sz w:val="28"/>
+          <w:szCs w:val="28"/>
+        </w:rPr>
+      </w:pPr>
+      <w:r>
+        <w:rPr>
+          <w:sz w:val="28"/>
+          <w:szCs w:val="28"/>
+        </w:rPr>
+        <w:t>Рисунок 1</w:t>
+      </w:r>
+      <w:r>
+        <w:rPr>
+          <w:sz w:val="28"/>
+          <w:szCs w:val="28"/>
+        </w:rPr>
+        <w:t>8</w:t>
+      </w:r>
+      <w:r>
+        <w:rPr>
+          <w:sz w:val="28"/>
+          <w:szCs w:val="28"/>
+        </w:rPr>
+        <w:t xml:space="preserve">. Выполнение задания </w:t>
+      </w:r>
+      <w:r>
+        <w:rPr>
+          <w:sz w:val="28"/>
+          <w:szCs w:val="28"/>
+        </w:rPr>
+        <w:t>9</w:t>
+      </w:r>
+      <w:r>
+        <w:rPr>
+          <w:sz w:val="28"/>
+          <w:szCs w:val="28"/>
+        </w:rPr>
+        <w:t>.</w:t>
+      </w:r>
+      <w:r>
+        <w:rPr>
+          <w:sz w:val="28"/>
+          <w:szCs w:val="28"/>
+        </w:rPr>
+        <w:t xml:space="preserve"> Часть 2.</w:t>
+      </w:r>
+    </w:p>
+    <w:p>
+      <w:pPr>
+        <w:spacing w:line="360" w:lineRule="auto"/>
+        <w:jc w:val="center"/>
+        <w:rPr>
+          <w:sz w:val="28"/>
+          <w:szCs w:val="28"/>
+        </w:rPr>
+      </w:pPr>
+    </w:p>
+    <w:p>
+      <w:pPr>
+        <w:spacing w:line="360" w:lineRule="auto"/>
+        <w:jc w:val="center"/>
+      </w:pPr>
+      <w:r>
+        <w:rPr>
+          <w:sz w:val="28"/>
+          <w:szCs w:val="28"/>
+        </w:rPr>
+        <w:t>ВЫВОД К РАБОТЕ:</w:t>
       </w:r>
     </w:p>
     <w:p>
@@ -1212,811 +4278,6 @@
         <w:spacing w:line="360" w:lineRule="auto"/>
         <w:ind w:firstLine="900"/>
         <w:jc w:val="both"/>
-        <w:rPr>
-          <w:sz w:val="28"/>
-          <w:szCs w:val="28"/>
-        </w:rPr>
-      </w:pPr>
-      <w:r>
-        <w:rPr>
-          <w:sz w:val="28"/>
-          <w:szCs w:val="28"/>
-        </w:rPr>
-        <w:t>Для выполнения данного задания было выполнено несколько примеров, которые продемонстрированы в методическом указании.</w:t>
-      </w:r>
-    </w:p>
-    <w:p>
-      <w:pPr>
-        <w:pStyle w:val="a8"/>
-        <w:jc w:val="center"/>
-        <w:rPr>
-          <w:rFonts w:ascii="Times New Roman" w:hAnsi="Times New Roman"/>
-          <w:sz w:val="28"/>
-          <w:szCs w:val="28"/>
-          <w:lang w:val="ru-RU"/>
-        </w:rPr>
-      </w:pPr>
-    </w:p>
-    <w:p>
-      <w:pPr>
-        <w:spacing w:line="360" w:lineRule="auto"/>
-        <w:jc w:val="center"/>
-        <w:rPr>
-          <w:sz w:val="28"/>
-          <w:szCs w:val="28"/>
-        </w:rPr>
-      </w:pPr>
-      <w:r>
-        <w:rPr>
-          <w:sz w:val="28"/>
-          <w:szCs w:val="28"/>
-        </w:rPr>
-        <w:t>Рисунок 1. Выполнение пример 1.3.</w:t>
-      </w:r>
-    </w:p>
-    <w:p>
-      <w:pPr>
-        <w:spacing w:line="360" w:lineRule="auto"/>
-        <w:jc w:val="center"/>
-        <w:rPr>
-          <w:sz w:val="28"/>
-          <w:szCs w:val="28"/>
-        </w:rPr>
-      </w:pPr>
-    </w:p>
-    <w:p>
-      <w:pPr>
-        <w:spacing w:line="360" w:lineRule="auto"/>
-        <w:jc w:val="center"/>
-        <w:rPr>
-          <w:sz w:val="28"/>
-          <w:szCs w:val="28"/>
-        </w:rPr>
-      </w:pPr>
-      <w:r>
-        <w:rPr>
-          <w:sz w:val="28"/>
-          <w:szCs w:val="28"/>
-        </w:rPr>
-        <w:t>ЗАДАНИЕ 4 (вариант 14).</w:t>
-      </w:r>
-    </w:p>
-    <w:p>
-      <w:pPr>
-        <w:spacing w:line="360" w:lineRule="auto"/>
-        <w:ind w:firstLine="900"/>
-        <w:jc w:val="both"/>
-        <w:rPr>
-          <w:sz w:val="28"/>
-          <w:szCs w:val="28"/>
-        </w:rPr>
-      </w:pPr>
-      <w:r>
-        <w:rPr>
-          <w:sz w:val="28"/>
-          <w:szCs w:val="28"/>
-        </w:rPr>
-        <w:t>Для сторон полученного треугольника получить неявные и параметрические уравнения прямых, заданных способом двух точек.</w:t>
-      </w:r>
-    </w:p>
-    <w:p>
-      <w:pPr>
-        <w:spacing w:line="360" w:lineRule="auto"/>
-        <w:jc w:val="center"/>
-        <w:rPr>
-          <w:sz w:val="28"/>
-          <w:szCs w:val="28"/>
-        </w:rPr>
-      </w:pPr>
-      <w:r>
-        <w:rPr>
-          <w:sz w:val="28"/>
-          <w:szCs w:val="28"/>
-        </w:rPr>
-        <w:t>ВЫПОЛНЕНИЕ РАБОТЫ:</w:t>
-      </w:r>
-    </w:p>
-    <w:p>
-      <w:pPr>
-        <w:spacing w:line="360" w:lineRule="auto"/>
-        <w:ind w:firstLine="900"/>
-        <w:jc w:val="both"/>
-        <w:rPr>
-          <w:sz w:val="28"/>
-          <w:szCs w:val="28"/>
-        </w:rPr>
-      </w:pPr>
-      <w:r>
-        <w:rPr>
-          <w:sz w:val="28"/>
-          <w:szCs w:val="28"/>
-        </w:rPr>
-        <w:t>Для выполнения данного задания было выполнено несколько примеров, которые продемонстрированы в методическом указании.</w:t>
-      </w:r>
-    </w:p>
-    <w:p>
-      <w:pPr>
-        <w:pStyle w:val="a8"/>
-        <w:jc w:val="center"/>
-        <w:rPr>
-          <w:rFonts w:ascii="Times New Roman" w:hAnsi="Times New Roman"/>
-          <w:sz w:val="28"/>
-          <w:szCs w:val="28"/>
-          <w:lang w:val="ru-RU"/>
-        </w:rPr>
-      </w:pPr>
-    </w:p>
-    <w:p>
-      <w:pPr>
-        <w:spacing w:line="360" w:lineRule="auto"/>
-        <w:jc w:val="center"/>
-        <w:rPr>
-          <w:sz w:val="28"/>
-          <w:szCs w:val="28"/>
-        </w:rPr>
-      </w:pPr>
-      <w:r>
-        <w:rPr>
-          <w:sz w:val="28"/>
-          <w:szCs w:val="28"/>
-        </w:rPr>
-        <w:t>Рисунок 1. Выполнение пример 1.3.</w:t>
-      </w:r>
-    </w:p>
-    <w:p>
-      <w:pPr>
-        <w:spacing w:line="360" w:lineRule="auto"/>
-        <w:jc w:val="center"/>
-        <w:rPr>
-          <w:sz w:val="28"/>
-          <w:szCs w:val="28"/>
-        </w:rPr>
-      </w:pPr>
-    </w:p>
-    <w:p>
-      <w:pPr>
-        <w:spacing w:line="360" w:lineRule="auto"/>
-        <w:jc w:val="center"/>
-        <w:rPr>
-          <w:sz w:val="28"/>
-          <w:szCs w:val="28"/>
-        </w:rPr>
-      </w:pPr>
-      <w:r>
-        <w:rPr>
-          <w:sz w:val="28"/>
-          <w:szCs w:val="28"/>
-        </w:rPr>
-        <w:t>ЗАДАНИЕ 5 (вариант 14).</w:t>
-      </w:r>
-    </w:p>
-    <w:p>
-      <w:pPr>
-        <w:spacing w:line="360" w:lineRule="auto"/>
-        <w:ind w:firstLine="900"/>
-        <w:jc w:val="both"/>
-        <w:rPr>
-          <w:sz w:val="28"/>
-          <w:szCs w:val="28"/>
-        </w:rPr>
-      </w:pPr>
-      <w:r>
-        <w:rPr>
-          <w:sz w:val="28"/>
-          <w:szCs w:val="28"/>
-        </w:rPr>
-        <w:t>Построить треугольник с использованием полученных неявных уравнений.</w:t>
-      </w:r>
-    </w:p>
-    <w:p>
-      <w:pPr>
-        <w:spacing w:line="360" w:lineRule="auto"/>
-        <w:jc w:val="center"/>
-        <w:rPr>
-          <w:sz w:val="28"/>
-          <w:szCs w:val="28"/>
-        </w:rPr>
-      </w:pPr>
-      <w:r>
-        <w:rPr>
-          <w:sz w:val="28"/>
-          <w:szCs w:val="28"/>
-        </w:rPr>
-        <w:t>ВЫПОЛНЕНИЕ РАБОТЫ:</w:t>
-      </w:r>
-    </w:p>
-    <w:p>
-      <w:pPr>
-        <w:spacing w:line="360" w:lineRule="auto"/>
-        <w:ind w:firstLine="900"/>
-        <w:jc w:val="both"/>
-        <w:rPr>
-          <w:sz w:val="28"/>
-          <w:szCs w:val="28"/>
-        </w:rPr>
-      </w:pPr>
-      <w:r>
-        <w:rPr>
-          <w:sz w:val="28"/>
-          <w:szCs w:val="28"/>
-        </w:rPr>
-        <w:t>Для выполнения данного задания было выполнено несколько примеров, которые продемонстрированы в методическом указании.</w:t>
-      </w:r>
-    </w:p>
-    <w:p>
-      <w:pPr>
-        <w:pStyle w:val="a8"/>
-        <w:jc w:val="center"/>
-        <w:rPr>
-          <w:rFonts w:ascii="Times New Roman" w:hAnsi="Times New Roman"/>
-          <w:sz w:val="28"/>
-          <w:szCs w:val="28"/>
-          <w:lang w:val="ru-RU"/>
-        </w:rPr>
-      </w:pPr>
-    </w:p>
-    <w:p>
-      <w:pPr>
-        <w:spacing w:line="360" w:lineRule="auto"/>
-        <w:jc w:val="center"/>
-        <w:rPr>
-          <w:sz w:val="28"/>
-          <w:szCs w:val="28"/>
-        </w:rPr>
-      </w:pPr>
-      <w:r>
-        <w:rPr>
-          <w:sz w:val="28"/>
-          <w:szCs w:val="28"/>
-        </w:rPr>
-        <w:t>Рисунок 1. Выполнение пример 1.3.</w:t>
-      </w:r>
-    </w:p>
-    <w:p>
-      <w:pPr>
-        <w:spacing w:line="360" w:lineRule="auto"/>
-        <w:jc w:val="center"/>
-        <w:rPr>
-          <w:sz w:val="28"/>
-          <w:szCs w:val="28"/>
-        </w:rPr>
-      </w:pPr>
-    </w:p>
-    <w:p>
-      <w:pPr>
-        <w:spacing w:line="360" w:lineRule="auto"/>
-        <w:jc w:val="center"/>
-        <w:rPr>
-          <w:sz w:val="28"/>
-          <w:szCs w:val="28"/>
-        </w:rPr>
-      </w:pPr>
-      <w:r>
-        <w:rPr>
-          <w:sz w:val="28"/>
-          <w:szCs w:val="28"/>
-        </w:rPr>
-        <w:t>ЗАДАНИЕ 6 (вариант 14).</w:t>
-      </w:r>
-    </w:p>
-    <w:p>
-      <w:pPr>
-        <w:spacing w:line="360" w:lineRule="auto"/>
-        <w:ind w:firstLine="900"/>
-        <w:jc w:val="both"/>
-        <w:rPr>
-          <w:sz w:val="28"/>
-          <w:szCs w:val="28"/>
-        </w:rPr>
-      </w:pPr>
-      <w:r>
-        <w:rPr>
-          <w:sz w:val="28"/>
-          <w:szCs w:val="28"/>
-        </w:rPr>
-        <w:t>Построить треугольник с использованием полученных параметрических уравнений.</w:t>
-      </w:r>
-    </w:p>
-    <w:p>
-      <w:pPr>
-        <w:spacing w:line="360" w:lineRule="auto"/>
-        <w:jc w:val="center"/>
-        <w:rPr>
-          <w:sz w:val="28"/>
-          <w:szCs w:val="28"/>
-        </w:rPr>
-      </w:pPr>
-      <w:r>
-        <w:rPr>
-          <w:sz w:val="28"/>
-          <w:szCs w:val="28"/>
-        </w:rPr>
-        <w:t>ВЫПОЛНЕНИЕ РАБОТЫ:</w:t>
-      </w:r>
-    </w:p>
-    <w:p>
-      <w:pPr>
-        <w:spacing w:line="360" w:lineRule="auto"/>
-        <w:ind w:firstLine="900"/>
-        <w:jc w:val="both"/>
-        <w:rPr>
-          <w:sz w:val="28"/>
-          <w:szCs w:val="28"/>
-        </w:rPr>
-      </w:pPr>
-      <w:r>
-        <w:rPr>
-          <w:sz w:val="28"/>
-          <w:szCs w:val="28"/>
-        </w:rPr>
-        <w:t>Для выполнения данного задания было выполнено несколько примеров, которые продемонстрированы в методическом указании.</w:t>
-      </w:r>
-    </w:p>
-    <w:p>
-      <w:pPr>
-        <w:pStyle w:val="a8"/>
-        <w:jc w:val="center"/>
-        <w:rPr>
-          <w:rFonts w:ascii="Times New Roman" w:hAnsi="Times New Roman"/>
-          <w:sz w:val="28"/>
-          <w:szCs w:val="28"/>
-          <w:lang w:val="ru-RU"/>
-        </w:rPr>
-      </w:pPr>
-    </w:p>
-    <w:p>
-      <w:pPr>
-        <w:spacing w:line="360" w:lineRule="auto"/>
-        <w:jc w:val="center"/>
-        <w:rPr>
-          <w:sz w:val="28"/>
-          <w:szCs w:val="28"/>
-        </w:rPr>
-      </w:pPr>
-      <w:r>
-        <w:rPr>
-          <w:sz w:val="28"/>
-          <w:szCs w:val="28"/>
-        </w:rPr>
-        <w:t>Рисунок 1. Выполнение пример 1.3.</w:t>
-      </w:r>
-    </w:p>
-    <w:p>
-      <w:pPr>
-        <w:spacing w:line="360" w:lineRule="auto"/>
-        <w:ind w:firstLine="708"/>
-        <w:jc w:val="both"/>
-        <w:rPr>
-          <w:sz w:val="28"/>
-          <w:szCs w:val="28"/>
-        </w:rPr>
-      </w:pPr>
-    </w:p>
-    <w:p>
-      <w:pPr>
-        <w:spacing w:line="360" w:lineRule="auto"/>
-        <w:jc w:val="center"/>
-        <w:rPr>
-          <w:sz w:val="28"/>
-          <w:szCs w:val="28"/>
-        </w:rPr>
-      </w:pPr>
-      <w:r>
-        <w:rPr>
-          <w:sz w:val="28"/>
-          <w:szCs w:val="28"/>
-        </w:rPr>
-        <w:t>ЗАДАНИЕ 7 (вариант 14).</w:t>
-      </w:r>
-    </w:p>
-    <w:p>
-      <w:pPr>
-        <w:spacing w:line="360" w:lineRule="auto"/>
-        <w:ind w:firstLine="900"/>
-        <w:jc w:val="both"/>
-        <w:rPr>
-          <w:sz w:val="28"/>
-          <w:szCs w:val="28"/>
-        </w:rPr>
-      </w:pPr>
-      <w:r>
-        <w:rPr>
-          <w:sz w:val="28"/>
-          <w:szCs w:val="28"/>
-        </w:rPr>
-        <w:t>На новой копии рисунка п.2 другим цветом через вершину (x</w:t>
-      </w:r>
-      <w:proofErr w:type="gramStart"/>
-      <w:r>
-        <w:rPr>
-          <w:sz w:val="28"/>
-          <w:szCs w:val="28"/>
-        </w:rPr>
-        <w:t>1,y</w:t>
-      </w:r>
-      <w:proofErr w:type="gramEnd"/>
-      <w:r>
-        <w:rPr>
-          <w:sz w:val="28"/>
-          <w:szCs w:val="28"/>
-        </w:rPr>
-        <w:t>1) провести отрезок прямой, параллельный стороне (x3,y3)-(x4,y4) пятиугольника. Отрезок должен быть равен по длине стороне (x</w:t>
-      </w:r>
-      <w:proofErr w:type="gramStart"/>
-      <w:r>
-        <w:rPr>
-          <w:sz w:val="28"/>
-          <w:szCs w:val="28"/>
-        </w:rPr>
-        <w:t>3,y</w:t>
-      </w:r>
-      <w:proofErr w:type="gramEnd"/>
-      <w:r>
-        <w:rPr>
-          <w:sz w:val="28"/>
-          <w:szCs w:val="28"/>
-        </w:rPr>
-        <w:t>3)-(x4,y4) и точка (x1,y1) должна делить его пополам.</w:t>
-      </w:r>
-    </w:p>
-    <w:p>
-      <w:pPr>
-        <w:spacing w:line="360" w:lineRule="auto"/>
-        <w:jc w:val="center"/>
-        <w:rPr>
-          <w:sz w:val="28"/>
-          <w:szCs w:val="28"/>
-        </w:rPr>
-      </w:pPr>
-      <w:r>
-        <w:rPr>
-          <w:sz w:val="28"/>
-          <w:szCs w:val="28"/>
-        </w:rPr>
-        <w:t>ВЫПОЛНЕНИЕ РАБОТЫ:</w:t>
-      </w:r>
-    </w:p>
-    <w:p>
-      <w:pPr>
-        <w:spacing w:line="360" w:lineRule="auto"/>
-        <w:ind w:firstLine="900"/>
-        <w:jc w:val="both"/>
-        <w:rPr>
-          <w:sz w:val="28"/>
-          <w:szCs w:val="28"/>
-        </w:rPr>
-      </w:pPr>
-      <w:r>
-        <w:rPr>
-          <w:sz w:val="28"/>
-          <w:szCs w:val="28"/>
-        </w:rPr>
-        <w:t>Для выполнения данного задания было выполнено несколько примеров, которые продемонстрированы в методическом указании.</w:t>
-      </w:r>
-    </w:p>
-    <w:p>
-      <w:pPr>
-        <w:pStyle w:val="a8"/>
-        <w:jc w:val="center"/>
-        <w:rPr>
-          <w:rFonts w:ascii="Times New Roman" w:hAnsi="Times New Roman"/>
-          <w:sz w:val="28"/>
-          <w:szCs w:val="28"/>
-          <w:lang w:val="ru-RU"/>
-        </w:rPr>
-      </w:pPr>
-    </w:p>
-    <w:p>
-      <w:pPr>
-        <w:spacing w:line="360" w:lineRule="auto"/>
-        <w:jc w:val="center"/>
-        <w:rPr>
-          <w:sz w:val="28"/>
-          <w:szCs w:val="28"/>
-        </w:rPr>
-      </w:pPr>
-      <w:r>
-        <w:rPr>
-          <w:sz w:val="28"/>
-          <w:szCs w:val="28"/>
-        </w:rPr>
-        <w:t>Рисунок 1. Выполнение пример 1.3.</w:t>
-      </w:r>
-    </w:p>
-    <w:p>
-      <w:pPr>
-        <w:spacing w:line="360" w:lineRule="auto"/>
-        <w:jc w:val="center"/>
-        <w:rPr>
-          <w:sz w:val="28"/>
-          <w:szCs w:val="28"/>
-        </w:rPr>
-      </w:pPr>
-    </w:p>
-    <w:p>
-      <w:pPr>
-        <w:spacing w:line="360" w:lineRule="auto"/>
-        <w:jc w:val="center"/>
-        <w:rPr>
-          <w:sz w:val="28"/>
-          <w:szCs w:val="28"/>
-        </w:rPr>
-      </w:pPr>
-      <w:r>
-        <w:rPr>
-          <w:sz w:val="28"/>
-          <w:szCs w:val="28"/>
-        </w:rPr>
-        <w:t>ЗАДАНИЕ 8 (вариант 14).</w:t>
-      </w:r>
-    </w:p>
-    <w:p>
-      <w:pPr>
-        <w:spacing w:line="360" w:lineRule="auto"/>
-        <w:ind w:firstLine="900"/>
-        <w:jc w:val="both"/>
-        <w:rPr>
-          <w:sz w:val="28"/>
-          <w:szCs w:val="28"/>
-        </w:rPr>
-      </w:pPr>
-      <w:r>
-        <w:rPr>
-          <w:sz w:val="28"/>
-          <w:szCs w:val="28"/>
-        </w:rPr>
-        <w:t>На новой копии рисунка п.2 найти точку пересечения двух прямых, которым принадлежат стороны (x</w:t>
-      </w:r>
-      <w:proofErr w:type="gramStart"/>
-      <w:r>
-        <w:rPr>
-          <w:sz w:val="28"/>
-          <w:szCs w:val="28"/>
-        </w:rPr>
-        <w:t>2,y</w:t>
-      </w:r>
-      <w:proofErr w:type="gramEnd"/>
-      <w:r>
-        <w:rPr>
-          <w:sz w:val="28"/>
-          <w:szCs w:val="28"/>
-        </w:rPr>
-        <w:t>2)-(x3,y3) и (x4,y4)-(x5,y5) пятиугольника. Обозначить ее «p6». Провести на рисунке другим цветом отрезки прямых, соединяющие найденную точку с отрезками (x</w:t>
-      </w:r>
-      <w:proofErr w:type="gramStart"/>
-      <w:r>
-        <w:rPr>
-          <w:sz w:val="28"/>
-          <w:szCs w:val="28"/>
-        </w:rPr>
-        <w:t>2,y</w:t>
-      </w:r>
-      <w:proofErr w:type="gramEnd"/>
-      <w:r>
-        <w:rPr>
-          <w:sz w:val="28"/>
-          <w:szCs w:val="28"/>
-        </w:rPr>
-        <w:t>2)-(x3,y3) и (x4,y4)-(x5,y5). Найти угол между этими отрезками.</w:t>
-      </w:r>
-    </w:p>
-    <w:p>
-      <w:pPr>
-        <w:spacing w:line="360" w:lineRule="auto"/>
-        <w:jc w:val="center"/>
-        <w:rPr>
-          <w:sz w:val="28"/>
-          <w:szCs w:val="28"/>
-        </w:rPr>
-      </w:pPr>
-      <w:r>
-        <w:rPr>
-          <w:sz w:val="28"/>
-          <w:szCs w:val="28"/>
-        </w:rPr>
-        <w:t>ВЫПОЛНЕНИЕ РАБОТЫ:</w:t>
-      </w:r>
-    </w:p>
-    <w:p>
-      <w:pPr>
-        <w:spacing w:line="360" w:lineRule="auto"/>
-        <w:ind w:firstLine="900"/>
-        <w:jc w:val="both"/>
-        <w:rPr>
-          <w:sz w:val="28"/>
-          <w:szCs w:val="28"/>
-        </w:rPr>
-      </w:pPr>
-      <w:r>
-        <w:rPr>
-          <w:sz w:val="28"/>
-          <w:szCs w:val="28"/>
-        </w:rPr>
-        <w:t>Для выполнения данного задания было выполнено несколько примеров, которые продемонстрированы в методическом указании.</w:t>
-      </w:r>
-    </w:p>
-    <w:p>
-      <w:pPr>
-        <w:pStyle w:val="a8"/>
-        <w:jc w:val="center"/>
-        <w:rPr>
-          <w:rFonts w:ascii="Times New Roman" w:hAnsi="Times New Roman"/>
-          <w:sz w:val="28"/>
-          <w:szCs w:val="28"/>
-          <w:lang w:val="ru-RU"/>
-        </w:rPr>
-      </w:pPr>
-    </w:p>
-    <w:p>
-      <w:pPr>
-        <w:spacing w:line="360" w:lineRule="auto"/>
-        <w:jc w:val="center"/>
-        <w:rPr>
-          <w:sz w:val="28"/>
-          <w:szCs w:val="28"/>
-        </w:rPr>
-      </w:pPr>
-      <w:r>
-        <w:rPr>
-          <w:sz w:val="28"/>
-          <w:szCs w:val="28"/>
-        </w:rPr>
-        <w:t>Рисунок 1. Выполнение пример 1.3.</w:t>
-      </w:r>
-    </w:p>
-    <w:p>
-      <w:pPr>
-        <w:spacing w:line="360" w:lineRule="auto"/>
-        <w:jc w:val="center"/>
-        <w:rPr>
-          <w:sz w:val="28"/>
-          <w:szCs w:val="28"/>
-        </w:rPr>
-      </w:pPr>
-    </w:p>
-    <w:p>
-      <w:pPr>
-        <w:spacing w:line="360" w:lineRule="auto"/>
-        <w:jc w:val="center"/>
-        <w:rPr>
-          <w:sz w:val="28"/>
-          <w:szCs w:val="28"/>
-        </w:rPr>
-      </w:pPr>
-      <w:r>
-        <w:rPr>
-          <w:sz w:val="28"/>
-          <w:szCs w:val="28"/>
-        </w:rPr>
-        <w:t>ЗАДАНИЕ 9 (вариант 14).</w:t>
-      </w:r>
-    </w:p>
-    <w:p>
-      <w:pPr>
-        <w:spacing w:line="360" w:lineRule="auto"/>
-        <w:ind w:firstLine="900"/>
-        <w:jc w:val="both"/>
-        <w:rPr>
-          <w:sz w:val="28"/>
-          <w:szCs w:val="28"/>
-        </w:rPr>
-      </w:pPr>
-      <w:r>
-        <w:rPr>
-          <w:sz w:val="28"/>
-          <w:szCs w:val="28"/>
-        </w:rPr>
-        <w:t>На новой копии рисунка п.2 построить точку, являющуюся симметричной для вершины (x</w:t>
-      </w:r>
-      <w:proofErr w:type="gramStart"/>
-      <w:r>
-        <w:rPr>
-          <w:sz w:val="28"/>
-          <w:szCs w:val="28"/>
-        </w:rPr>
-        <w:t>1,y</w:t>
-      </w:r>
-      <w:proofErr w:type="gramEnd"/>
-      <w:r>
-        <w:rPr>
-          <w:sz w:val="28"/>
-          <w:szCs w:val="28"/>
-        </w:rPr>
-        <w:t>1) относительно прямой, которой принадлежит сторона (x3,y3)-(x4,y4) пятиугольника. Обозначить её цветом и надписью.</w:t>
-      </w:r>
-    </w:p>
-    <w:p>
-      <w:pPr>
-        <w:spacing w:line="360" w:lineRule="auto"/>
-        <w:jc w:val="center"/>
-        <w:rPr>
-          <w:sz w:val="28"/>
-          <w:szCs w:val="28"/>
-        </w:rPr>
-      </w:pPr>
-      <w:r>
-        <w:rPr>
-          <w:sz w:val="28"/>
-          <w:szCs w:val="28"/>
-        </w:rPr>
-        <w:t>ВЫПОЛНЕНИЕ РАБОТЫ:</w:t>
-      </w:r>
-    </w:p>
-    <w:p>
-      <w:pPr>
-        <w:spacing w:line="360" w:lineRule="auto"/>
-        <w:ind w:firstLine="900"/>
-        <w:jc w:val="both"/>
-        <w:rPr>
-          <w:sz w:val="28"/>
-          <w:szCs w:val="28"/>
-        </w:rPr>
-      </w:pPr>
-      <w:r>
-        <w:rPr>
-          <w:sz w:val="28"/>
-          <w:szCs w:val="28"/>
-        </w:rPr>
-        <w:t>Для выполнения данного задания было выполнено несколько примеров, которые продемонстрированы в методическом указании.</w:t>
-      </w:r>
-    </w:p>
-    <w:p>
-      <w:pPr>
-        <w:pStyle w:val="a8"/>
-        <w:jc w:val="center"/>
-        <w:rPr>
-          <w:rFonts w:ascii="Times New Roman" w:hAnsi="Times New Roman"/>
-          <w:sz w:val="28"/>
-          <w:szCs w:val="28"/>
-          <w:lang w:val="ru-RU"/>
-        </w:rPr>
-      </w:pPr>
-    </w:p>
-    <w:p>
-      <w:pPr>
-        <w:spacing w:line="360" w:lineRule="auto"/>
-        <w:jc w:val="center"/>
-        <w:rPr>
-          <w:sz w:val="28"/>
-          <w:szCs w:val="28"/>
-        </w:rPr>
-      </w:pPr>
-      <w:r>
-        <w:rPr>
-          <w:sz w:val="28"/>
-          <w:szCs w:val="28"/>
-        </w:rPr>
-        <w:t>Рисунок 1. Выполнение пример 1.3.</w:t>
-      </w:r>
-    </w:p>
-    <w:p>
-      <w:pPr>
-        <w:spacing w:line="360" w:lineRule="auto"/>
-        <w:jc w:val="center"/>
-        <w:rPr>
-          <w:sz w:val="28"/>
-          <w:szCs w:val="28"/>
-        </w:rPr>
-      </w:pPr>
-    </w:p>
-    <w:p>
-      <w:pPr>
-        <w:spacing w:line="360" w:lineRule="auto"/>
-        <w:jc w:val="center"/>
-      </w:pPr>
-      <w:r>
-        <w:rPr>
-          <w:sz w:val="28"/>
-          <w:szCs w:val="28"/>
-        </w:rPr>
-        <w:t>ВЫВОД К РАБОТЕ:</w:t>
-      </w:r>
-    </w:p>
-    <w:p>
-      <w:pPr>
-        <w:spacing w:line="360" w:lineRule="auto"/>
-        <w:ind w:firstLine="900"/>
-        <w:jc w:val="both"/>
       </w:pPr>
       <w:r>
         <w:rPr>
@@ -2040,9 +4301,9 @@
       </w:r>
     </w:p>
     <w:sectPr>
-      <w:footerReference w:type="even" r:id="rId7"/>
-      <w:footerReference w:type="default" r:id="rId8"/>
-      <w:footerReference w:type="first" r:id="rId9"/>
+      <w:footerReference w:type="even" r:id="rId24"/>
+      <w:footerReference w:type="default" r:id="rId25"/>
+      <w:footerReference w:type="first" r:id="rId26"/>
       <w:pgSz w:w="11906" w:h="16838"/>
       <w:pgMar w:top="1134" w:right="850" w:bottom="1134" w:left="1701" w:header="0" w:footer="708" w:gutter="0"/>
       <w:cols w:space="720"/>
@@ -2552,7 +4813,7 @@
   <w:style w:type="paragraph" w:default="1" w:styleId="a">
     <w:name w:val="Normal"/>
     <w:qFormat/>
-    <w:rsid w:val="00521AF8"/>
+    <w:rsid w:val="007C75CB"/>
     <w:pPr>
       <w:widowControl w:val="0"/>
     </w:pPr>
@@ -2587,7 +4848,6 @@
   <w:style w:type="character" w:default="1" w:styleId="a0">
     <w:name w:val="Default Paragraph Font"/>
     <w:uiPriority w:val="1"/>
-    <w:semiHidden/>
     <w:unhideWhenUsed/>
   </w:style>
   <w:style w:type="table" w:default="1" w:styleId="a1">
